--- a/paper_work/table_extraction/draft_outline.docx
+++ b/paper_work/table_extraction/draft_outline.docx
@@ -138,12 +138,16 @@
     <w:p>
       <w:pPr>
         <w:pStyle w:val="Heading2"/>
-        <w:rPr>
-          <w:sz w:val="20"/>
-          <w:szCs w:val="20"/>
-        </w:rPr>
-      </w:pPr>
-      <w:bookmarkStart w:id="2" w:name="introduction"/>
+        <w:keepNext w:val="true"/>
+        <w:keepLines/>
+        <w:widowControl/>
+        <w:suppressAutoHyphens w:val="true"/>
+        <w:bidi w:val="0"/>
+        <w:spacing w:before="200" w:after="0"/>
+        <w:ind w:left="-720" w:right="0" w:hanging="0"/>
+        <w:jc w:val="left"/>
+        <w:rPr/>
+      </w:pPr>
       <w:r>
         <w:rPr>
           <w:sz w:val="20"/>
@@ -154,63 +158,92 @@
     </w:p>
     <w:p>
       <w:pPr>
+        <w:pStyle w:val="Heading2"/>
+        <w:widowControl/>
+        <w:numPr>
+          <w:ilvl w:val="0"/>
+          <w:numId w:val="0"/>
+        </w:numPr>
+        <w:suppressAutoHyphens w:val="true"/>
+        <w:bidi w:val="0"/>
+        <w:spacing w:before="200" w:after="0"/>
+        <w:ind w:left="-720" w:right="0" w:hanging="0"/>
+        <w:jc w:val="left"/>
+        <w:rPr/>
+      </w:pPr>
+      <w:r>
+        <w:rPr>
+          <w:sz w:val="20"/>
+          <w:szCs w:val="20"/>
+        </w:rPr>
+        <w:t xml:space="preserve">1.1 The Challenge of Technical </w:t>
+      </w:r>
+      <w:r>
+        <w:rPr>
+          <w:b w:val="false"/>
+          <w:bCs w:val="false"/>
+          <w:color w:val="000000"/>
+          <w:sz w:val="20"/>
+          <w:szCs w:val="20"/>
+        </w:rPr>
+        <w:t>Specifications</w:t>
+      </w:r>
+    </w:p>
+    <w:p>
+      <w:pPr>
+        <w:pStyle w:val="Heading2"/>
+        <w:widowControl/>
+        <w:numPr>
+          <w:ilvl w:val="0"/>
+          <w:numId w:val="0"/>
+        </w:numPr>
+        <w:suppressAutoHyphens w:val="true"/>
+        <w:bidi w:val="0"/>
+        <w:spacing w:before="200" w:after="0"/>
+        <w:ind w:left="-720" w:right="0" w:hanging="0"/>
+        <w:jc w:val="left"/>
+        <w:rPr/>
+      </w:pPr>
+      <w:r>
+        <w:rPr>
+          <w:b w:val="false"/>
+          <w:bCs w:val="false"/>
+          <w:color w:val="000000"/>
+          <w:sz w:val="20"/>
+          <w:szCs w:val="20"/>
+        </w:rPr>
+        <w:t xml:space="preserve"> </w:t>
+      </w:r>
+      <w:bookmarkStart w:id="2" w:name="X8ab70ae5e2d82b38aa446230525bf01f4844c52"/>
+      <w:r>
+        <w:rPr>
+          <w:b w:val="false"/>
+          <w:bCs w:val="false"/>
+          <w:color w:val="000000"/>
+          <w:sz w:val="20"/>
+          <w:szCs w:val="20"/>
+        </w:rPr>
+        <w:t>Technical specifications for storage and security protocols (e.g., TCG Storage Opal SSC, NVMe Base Specification) are the ground truth for hardware and software development. These documents contain thousands of configuration parameters, command sets, and unique identifiers (UIDs) embedded within tables. Automating the extraction of this data is essential for generating code, creating verification suites, and ensuring standards compliance. unlike financial statements or simple invoices, technical specification tables often prioritize human readability over machine parseability, featuring complex headers, multi-line spanning cells, and significant whitespace.</w:t>
+      </w:r>
+      <w:bookmarkEnd w:id="2"/>
+    </w:p>
+    <w:p>
+      <w:pPr>
         <w:pStyle w:val="Heading3"/>
-        <w:rPr>
-          <w:sz w:val="20"/>
-          <w:szCs w:val="20"/>
-        </w:rPr>
-      </w:pPr>
-      <w:bookmarkStart w:id="3" w:name="X8ab70ae5e2d82b38aa446230525bf01f4844c52"/>
-      <w:r>
-        <w:rPr>
-          <w:sz w:val="20"/>
-          <w:szCs w:val="20"/>
-        </w:rPr>
-        <w:t>1.1 The Challenge of Technical Specifications</w:t>
+        <w:rPr/>
+      </w:pPr>
+      <w:r>
+        <w:rPr>
+          <w:sz w:val="20"/>
+          <w:szCs w:val="20"/>
+        </w:rPr>
+        <w:t>1.2 Limitations of Existing Tools</w:t>
       </w:r>
     </w:p>
     <w:p>
       <w:pPr>
         <w:pStyle w:val="FirstParagraph"/>
-        <w:rPr>
-          <w:sz w:val="20"/>
-          <w:szCs w:val="20"/>
-        </w:rPr>
-      </w:pPr>
-      <w:bookmarkStart w:id="4" w:name="X8ab70ae5e2d82b38aa446230525bf01f4844c52"/>
-      <w:r>
-        <w:rPr>
-          <w:sz w:val="20"/>
-          <w:szCs w:val="20"/>
-        </w:rPr>
-        <w:t>Technical specifications for storage and security protocols (e.g., TCG Storage Opal SSC, NVMe Base Specification) are the ground truth for hardware and software development. These documents contain thousands of configuration parameters, command sets, and unique identifiers (UIDs) embedded within tables. Automating the extraction of this data is essential for generating code, creating verification suites, and ensuring standards compliance. unlike financial statements or simple invoices, technical specification tables often prioritize human readability over machine parseability, featuring complex headers, multi-line spanning cells, and significant whitespace.</w:t>
-      </w:r>
-      <w:bookmarkEnd w:id="4"/>
-    </w:p>
-    <w:p>
-      <w:pPr>
-        <w:pStyle w:val="Heading3"/>
-        <w:rPr>
-          <w:sz w:val="20"/>
-          <w:szCs w:val="20"/>
-        </w:rPr>
-      </w:pPr>
-      <w:bookmarkStart w:id="5" w:name="limitations-of-existing-tools"/>
-      <w:r>
-        <w:rPr>
-          <w:sz w:val="20"/>
-          <w:szCs w:val="20"/>
-        </w:rPr>
-        <w:t>1.2 Limitations of Existing Tools</w:t>
-      </w:r>
-    </w:p>
-    <w:p>
-      <w:pPr>
-        <w:pStyle w:val="FirstParagraph"/>
-        <w:rPr>
-          <w:sz w:val="20"/>
-          <w:szCs w:val="20"/>
-        </w:rPr>
+        <w:rPr/>
       </w:pPr>
       <w:r>
         <w:rPr>
@@ -271,12 +304,9 @@
     <w:p>
       <w:pPr>
         <w:pStyle w:val="TextBody"/>
-        <w:rPr>
-          <w:sz w:val="20"/>
-          <w:szCs w:val="20"/>
-        </w:rPr>
-      </w:pPr>
-      <w:bookmarkStart w:id="6" w:name="limitations-of-existing-tools"/>
+        <w:rPr/>
+      </w:pPr>
+      <w:bookmarkStart w:id="3" w:name="limitations-of-existing-tools"/>
       <w:r>
         <w:rPr>
           <w:sz w:val="20"/>
@@ -284,17 +314,13 @@
         </w:rPr>
         <w:t>In this study, we highlight a specific failure mode in the TCG Opal specification where rule-based extraction generated “ghost columns” and misaligned data, and we present a Vision-LLM solution that resolves these issues.</w:t>
       </w:r>
-      <w:bookmarkEnd w:id="6"/>
+      <w:bookmarkEnd w:id="3"/>
     </w:p>
     <w:p>
       <w:pPr>
         <w:pStyle w:val="Heading3"/>
-        <w:rPr>
-          <w:sz w:val="20"/>
-          <w:szCs w:val="20"/>
-        </w:rPr>
-      </w:pPr>
-      <w:bookmarkStart w:id="7" w:name="motivation-for-the-experiment"/>
+        <w:rPr/>
+      </w:pPr>
       <w:r>
         <w:rPr>
           <w:sz w:val="20"/>
@@ -311,8 +337,8 @@
           <w:szCs w:val="20"/>
         </w:rPr>
       </w:pPr>
-      <w:bookmarkStart w:id="8" w:name="introduction"/>
-      <w:bookmarkStart w:id="9" w:name="motivation-for-the-experiment"/>
+      <w:bookmarkStart w:id="4" w:name="motivation-for-the-experiment"/>
+      <w:bookmarkStart w:id="5" w:name="introduction"/>
       <w:r>
         <w:rPr>
           <w:sz w:val="20"/>
@@ -320,8 +346,8 @@
         </w:rPr>
         <w:t>The primary motivation for this experiment arose from the practical bottleneck encountered while developing automated compliance testing tools for storage protocols (e.g., TCG Opal, NVMe). We found that while technical specifications contain vital configurations and parameters, the structured data locked within these PDFs is extremely resistant to conventional parsing. Manual transcription is not scalable, and rule-based extractors yield silent errors that require extensive human correction. We needed a fully automated, high-fidelity extraction system that relies on visual layout cues exactly like a human engineer would, eliminating the need for manual data verification.</w:t>
       </w:r>
-      <w:bookmarkEnd w:id="8"/>
-      <w:bookmarkEnd w:id="9"/>
+      <w:bookmarkEnd w:id="4"/>
+      <w:bookmarkEnd w:id="5"/>
     </w:p>
     <w:p>
       <w:pPr>
@@ -331,7 +357,7 @@
           <w:szCs w:val="20"/>
         </w:rPr>
       </w:pPr>
-      <w:bookmarkStart w:id="10" w:name="methodology-from-hybrid-to-vision-only"/>
+      <w:bookmarkStart w:id="6" w:name="methodology-from-hybrid-to-vision-only"/>
       <w:r>
         <w:rPr>
           <w:sz w:val="20"/>
@@ -348,7 +374,7 @@
           <w:szCs w:val="20"/>
         </w:rPr>
       </w:pPr>
-      <w:bookmarkStart w:id="11" w:name="the-initial-hybrid-approach"/>
+      <w:bookmarkStart w:id="7" w:name="the-initial-hybrid-approach"/>
       <w:r>
         <w:rPr>
           <w:sz w:val="20"/>
@@ -447,7 +473,7 @@
         </w:rPr>
         <w:t>: Only route “detected failures” to a Vision LLM.</w:t>
       </w:r>
-      <w:bookmarkEnd w:id="11"/>
+      <w:bookmarkEnd w:id="7"/>
     </w:p>
     <w:p>
       <w:pPr>
@@ -457,7 +483,7 @@
           <w:szCs w:val="20"/>
         </w:rPr>
       </w:pPr>
-      <w:bookmarkStart w:id="12" w:name="the-sparsity-paradox"/>
+      <w:bookmarkStart w:id="8" w:name="the-sparsity-paradox"/>
       <w:r>
         <w:rPr>
           <w:sz w:val="20"/>
@@ -497,8 +523,8 @@
         </w:rPr>
         <w:t>. Rule-based parsers often returned “valid” looking markdown tables (correct dimensions, no errors thrown) that were semantically incorrect. Because the extraction logic “worked” mathematically (coordinates matched), the Quality Gates failed to flag the errors, allowing corrupted data to pass through.</w:t>
       </w:r>
-      <w:bookmarkEnd w:id="10"/>
-      <w:bookmarkEnd w:id="12"/>
+      <w:bookmarkEnd w:id="6"/>
+      <w:bookmarkEnd w:id="8"/>
     </w:p>
     <w:p>
       <w:pPr>
@@ -508,7 +534,7 @@
           <w:szCs w:val="20"/>
         </w:rPr>
       </w:pPr>
-      <w:bookmarkStart w:id="13" w:name="findings-failure-analysis"/>
+      <w:bookmarkStart w:id="9" w:name="findings-failure-analysis"/>
       <w:r>
         <w:rPr>
           <w:sz w:val="20"/>
@@ -522,7 +548,7 @@
         <w:pStyle w:val="Heading3"/>
         <w:rPr/>
       </w:pPr>
-      <w:bookmarkStart w:id="14" w:name="case-study-the-tcg-opal-methodid-table"/>
+      <w:bookmarkStart w:id="10" w:name="case-study-the-tcg-opal-methodid-table"/>
       <w:r>
         <w:rPr>
           <w:sz w:val="20"/>
@@ -637,7 +663,7 @@
         </w:rPr>
         <w:t>: UIDs became dissociated from their Method definitions, rendering the extracted data useless for automated code generation.</w:t>
       </w:r>
-      <w:bookmarkEnd w:id="14"/>
+      <w:bookmarkEnd w:id="10"/>
     </w:p>
     <w:p>
       <w:pPr>
@@ -647,7 +673,7 @@
           <w:szCs w:val="20"/>
         </w:rPr>
       </w:pPr>
-      <w:bookmarkStart w:id="15" w:name="the-vision-llm-advantage"/>
+      <w:bookmarkStart w:id="11" w:name="the-vision-llm-advantage"/>
       <w:r>
         <w:rPr>
           <w:sz w:val="20"/>
@@ -735,8 +761,8 @@
         </w:rPr>
         <w:t>: The produced Markdown was structurally identical to the human-readable PDF, with 0% data misalignment.</w:t>
       </w:r>
-      <w:bookmarkEnd w:id="13"/>
-      <w:bookmarkEnd w:id="15"/>
+      <w:bookmarkEnd w:id="9"/>
+      <w:bookmarkEnd w:id="11"/>
     </w:p>
     <w:p>
       <w:pPr>
@@ -746,7 +772,7 @@
           <w:szCs w:val="20"/>
         </w:rPr>
       </w:pPr>
-      <w:bookmarkStart w:id="16" w:name="X00b22b818d9c9f75d04a7a21a8bdcc0862d2f2e"/>
+      <w:bookmarkStart w:id="12" w:name="X00b22b818d9c9f75d04a7a21a8bdcc0862d2f2e"/>
       <w:r>
         <w:rPr>
           <w:sz w:val="20"/>
@@ -795,7 +821,7 @@
           <w:szCs w:val="20"/>
         </w:rPr>
       </w:pPr>
-      <w:bookmarkStart w:id="17" w:name="section-based-extraction-strategy"/>
+      <w:bookmarkStart w:id="13" w:name="section-based-extraction-strategy"/>
       <w:r>
         <w:rPr>
           <w:sz w:val="20"/>
@@ -867,7 +893,7 @@
         </w:rPr>
         <w:t>: This method drastically simplifies handling tables that span multiple pages. Since table fragments on consecutive pages belong to the same logical section node, the pipeline can trivially group them without relying on complex and error-prone heuristic matching.</w:t>
       </w:r>
-      <w:bookmarkEnd w:id="17"/>
+      <w:bookmarkEnd w:id="13"/>
     </w:p>
     <w:p>
       <w:pPr>
@@ -877,7 +903,7 @@
           <w:szCs w:val="20"/>
         </w:rPr>
       </w:pPr>
-      <w:bookmarkStart w:id="18" w:name="image-stitching-example"/>
+      <w:bookmarkStart w:id="14" w:name="image-stitching-example"/>
       <w:r>
         <w:rPr>
           <w:sz w:val="20"/>
@@ -977,7 +1003,7 @@
         </w:rPr>
         <w:t>: When this synthesized, stitched image is provided to the Vision LLM, the model interprets the entire table holistically. This completely eliminates errors caused by page breaks (such as repeating headers or orphan rows) and allows the LLM to output a single, perfectly merged Markdown table effortlessly.</w:t>
       </w:r>
-      <w:bookmarkEnd w:id="18"/>
+      <w:bookmarkEnd w:id="14"/>
     </w:p>
     <w:p>
       <w:pPr>
@@ -987,7 +1013,7 @@
           <w:szCs w:val="20"/>
         </w:rPr>
       </w:pPr>
-      <w:bookmarkStart w:id="19" w:name="pipeline-workflow"/>
+      <w:bookmarkStart w:id="15" w:name="pipeline-workflow"/>
       <w:r>
         <w:rPr>
           <w:sz w:val="20"/>
@@ -1001,7 +1027,7 @@
         <w:pStyle w:val="Compact"/>
         <w:numPr>
           <w:ilvl w:val="0"/>
-          <w:numId w:val="16"/>
+          <w:numId w:val="28"/>
         </w:numPr>
         <w:rPr>
           <w:sz w:val="20"/>
@@ -1030,7 +1056,7 @@
         <w:pStyle w:val="Compact"/>
         <w:numPr>
           <w:ilvl w:val="0"/>
-          <w:numId w:val="1"/>
+          <w:numId w:val="29"/>
         </w:numPr>
         <w:rPr>
           <w:sz w:val="20"/>
@@ -1059,7 +1085,7 @@
         <w:pStyle w:val="Compact"/>
         <w:numPr>
           <w:ilvl w:val="0"/>
-          <w:numId w:val="1"/>
+          <w:numId w:val="30"/>
         </w:numPr>
         <w:rPr>
           <w:sz w:val="20"/>
@@ -1088,7 +1114,7 @@
         <w:pStyle w:val="Compact"/>
         <w:numPr>
           <w:ilvl w:val="0"/>
-          <w:numId w:val="1"/>
+          <w:numId w:val="31"/>
         </w:numPr>
         <w:rPr>
           <w:sz w:val="20"/>
@@ -1111,7 +1137,7 @@
         </w:rPr>
         <w:t>: The final stitched images are fed into the VLM (e.g., Qwen-VL) to directly output a single, well-formed Markdown table without fragmentation.</w:t>
       </w:r>
-      <w:bookmarkEnd w:id="19"/>
+      <w:bookmarkEnd w:id="15"/>
     </w:p>
     <w:p>
       <w:pPr>
@@ -1121,7 +1147,7 @@
           <w:szCs w:val="20"/>
         </w:rPr>
       </w:pPr>
-      <w:bookmarkStart w:id="20" w:name="Xe29739842a8895dae4c5d318872fc7a68b16a26"/>
+      <w:bookmarkStart w:id="16" w:name="Xe29739842a8895dae4c5d318872fc7a68b16a26"/>
       <w:r>
         <w:rPr>
           <w:sz w:val="20"/>
@@ -1139,10 +1165,7 @@
         </w:rPr>
       </w:pPr>
       <w:r>
-        <w:rPr>
-          <w:sz w:val="20"/>
-          <w:szCs w:val="20"/>
-        </w:rPr>
+        <w:rPr/>
         <w:drawing>
           <wp:inline distT="0" distB="0" distL="0" distR="0">
             <wp:extent cx="3223260" cy="2540000"/>
@@ -1273,7 +1296,7 @@
         <w:pStyle w:val="Compact"/>
         <w:numPr>
           <w:ilvl w:val="1"/>
-          <w:numId w:val="17"/>
+          <w:numId w:val="32"/>
         </w:numPr>
         <w:rPr>
           <w:sz w:val="20"/>
@@ -1302,7 +1325,7 @@
         <w:pStyle w:val="Compact"/>
         <w:numPr>
           <w:ilvl w:val="1"/>
-          <w:numId w:val="18"/>
+          <w:numId w:val="33"/>
         </w:numPr>
         <w:rPr>
           <w:sz w:val="20"/>
@@ -1353,7 +1376,7 @@
         <w:pStyle w:val="Compact"/>
         <w:numPr>
           <w:ilvl w:val="1"/>
-          <w:numId w:val="19"/>
+          <w:numId w:val="34"/>
         </w:numPr>
         <w:rPr>
           <w:sz w:val="20"/>
@@ -1375,851 +1398,6 @@
           <w:szCs w:val="20"/>
         </w:rPr>
         <w:t>: Eliminates the need for a separate, fragile Layout Detection module. The model inherently understands the semantic flow of the entire page, effortlessly integrating text, lists, and tables as a human would read them.</w:t>
-      </w:r>
-    </w:p>
-    <w:p>
-      <w:pPr>
-        <w:pStyle w:val="Compact"/>
-        <w:numPr>
-          <w:ilvl w:val="1"/>
-          <w:numId w:val="20"/>
-        </w:numPr>
-        <w:rPr>
-          <w:sz w:val="20"/>
-          <w:szCs w:val="20"/>
-        </w:rPr>
-      </w:pPr>
-      <w:r>
-        <w:rPr>
-          <w:b/>
-          <w:bCs/>
-          <w:sz w:val="20"/>
-          <w:szCs w:val="20"/>
-        </w:rPr>
-        <w:t>Cons</w:t>
-      </w:r>
-      <w:r>
-        <w:rPr>
-          <w:sz w:val="20"/>
-          <w:szCs w:val="20"/>
-        </w:rPr>
-        <w:t>: Extremely slow and computationally expensive for massive specifications. Susceptible to minor OCR hallucinations in standard text. Furthermore, when processing dense pages, VLLMs sometimes suffer from “attention fading,” casually skipping paragraphs or truncating tables towards the bottom of the page.</w:t>
-      </w:r>
-    </w:p>
-    <w:p>
-      <w:pPr>
-        <w:pStyle w:val="FirstParagraph"/>
-        <w:rPr>
-          <w:sz w:val="20"/>
-          <w:szCs w:val="20"/>
-        </w:rPr>
-      </w:pPr>
-      <w:r>
-        <w:rPr>
-          <w:sz w:val="20"/>
-          <w:szCs w:val="20"/>
-        </w:rPr>
-        <w:t xml:space="preserve">Our pipeline adopts the </w:t>
-      </w:r>
-      <w:r>
-        <w:rPr>
-          <w:b/>
-          <w:bCs/>
-          <w:sz w:val="20"/>
-          <w:szCs w:val="20"/>
-        </w:rPr>
-        <w:t>Visual-Hybrid</w:t>
-      </w:r>
-      <w:r>
-        <w:rPr>
-          <w:sz w:val="20"/>
-          <w:szCs w:val="20"/>
-        </w:rPr>
-        <w:t xml:space="preserve"> architecture to secure the deterministic accuracy of text extraction while achieving maximum table fidelity, using the Section-based method to compensate for the flow-awareness gap. ## 5. Implementation Details</w:t>
-      </w:r>
-      <w:bookmarkEnd w:id="20"/>
-    </w:p>
-    <w:p>
-      <w:pPr>
-        <w:pStyle w:val="Heading3"/>
-        <w:rPr>
-          <w:sz w:val="20"/>
-          <w:szCs w:val="20"/>
-        </w:rPr>
-      </w:pPr>
-      <w:bookmarkStart w:id="21" w:name="tech-stack"/>
-      <w:r>
-        <w:rPr>
-          <w:sz w:val="20"/>
-          <w:szCs w:val="20"/>
-        </w:rPr>
-        <w:t>5.1 Tech Stack</w:t>
-      </w:r>
-    </w:p>
-    <w:p>
-      <w:pPr>
-        <w:pStyle w:val="Compact"/>
-        <w:numPr>
-          <w:ilvl w:val="0"/>
-          <w:numId w:val="21"/>
-        </w:numPr>
-        <w:rPr>
-          <w:sz w:val="20"/>
-          <w:szCs w:val="20"/>
-        </w:rPr>
-      </w:pPr>
-      <w:r>
-        <w:rPr>
-          <w:b/>
-          <w:bCs/>
-          <w:sz w:val="20"/>
-          <w:szCs w:val="20"/>
-        </w:rPr>
-        <w:t>Core Engine</w:t>
-      </w:r>
-      <w:r>
-        <w:rPr>
-          <w:sz w:val="20"/>
-          <w:szCs w:val="20"/>
-        </w:rPr>
-        <w:t>: Python-based batch processing pipeline.</w:t>
-      </w:r>
-    </w:p>
-    <w:p>
-      <w:pPr>
-        <w:pStyle w:val="Compact"/>
-        <w:numPr>
-          <w:ilvl w:val="0"/>
-          <w:numId w:val="22"/>
-        </w:numPr>
-        <w:rPr>
-          <w:sz w:val="20"/>
-          <w:szCs w:val="20"/>
-        </w:rPr>
-      </w:pPr>
-      <w:r>
-        <w:rPr>
-          <w:b/>
-          <w:bCs/>
-          <w:sz w:val="20"/>
-          <w:szCs w:val="20"/>
-        </w:rPr>
-        <w:t>Vision Model</w:t>
-      </w:r>
-      <w:r>
-        <w:rPr>
-          <w:sz w:val="20"/>
-          <w:szCs w:val="20"/>
-        </w:rPr>
-        <w:t>: Qwen2.5-VL-72B (via OpenAI-compatible API) for production, with Qwen2-VL-7B (Ollama) as a local fallback.</w:t>
-      </w:r>
-    </w:p>
-    <w:p>
-      <w:pPr>
-        <w:pStyle w:val="Compact"/>
-        <w:numPr>
-          <w:ilvl w:val="0"/>
-          <w:numId w:val="23"/>
-        </w:numPr>
-        <w:rPr/>
-      </w:pPr>
-      <w:r>
-        <w:rPr>
-          <w:b/>
-          <w:bCs/>
-          <w:sz w:val="20"/>
-          <w:szCs w:val="20"/>
-        </w:rPr>
-        <w:t>Helper Libraries</w:t>
-      </w:r>
-      <w:r>
-        <w:rPr>
-          <w:sz w:val="20"/>
-          <w:szCs w:val="20"/>
-        </w:rPr>
-        <w:t xml:space="preserve">: </w:t>
-      </w:r>
-      <w:r>
-        <w:rPr>
-          <w:rStyle w:val="VerbatimChar"/>
-          <w:sz w:val="20"/>
-          <w:szCs w:val="20"/>
-        </w:rPr>
-        <w:t>pdf2image</w:t>
-      </w:r>
-      <w:r>
-        <w:rPr>
-          <w:sz w:val="20"/>
-          <w:szCs w:val="20"/>
-        </w:rPr>
-        <w:t xml:space="preserve"> for rendering, </w:t>
-      </w:r>
-      <w:r>
-        <w:rPr>
-          <w:rStyle w:val="VerbatimChar"/>
-          <w:sz w:val="20"/>
-          <w:szCs w:val="20"/>
-        </w:rPr>
-        <w:t>BeautifulSoup</w:t>
-      </w:r>
-      <w:r>
-        <w:rPr>
-          <w:sz w:val="20"/>
-          <w:szCs w:val="20"/>
-        </w:rPr>
-        <w:t xml:space="preserve"> for post-processing HTML/Markdown if necessary.</w:t>
-      </w:r>
-      <w:bookmarkEnd w:id="21"/>
-    </w:p>
-    <w:p>
-      <w:pPr>
-        <w:pStyle w:val="Heading3"/>
-        <w:rPr>
-          <w:sz w:val="20"/>
-          <w:szCs w:val="20"/>
-        </w:rPr>
-      </w:pPr>
-      <w:bookmarkStart w:id="22" w:name="vision-llm-evaluation-selection"/>
-      <w:r>
-        <w:rPr>
-          <w:sz w:val="20"/>
-          <w:szCs w:val="20"/>
-        </w:rPr>
-        <w:t>5.2 Vision LLM Evaluation &amp; Selection</w:t>
-      </w:r>
-    </w:p>
-    <w:p>
-      <w:pPr>
-        <w:pStyle w:val="FirstParagraph"/>
-        <w:rPr>
-          <w:sz w:val="20"/>
-          <w:szCs w:val="20"/>
-        </w:rPr>
-      </w:pPr>
-      <w:r>
-        <w:rPr>
-          <w:sz w:val="20"/>
-          <w:szCs w:val="20"/>
-        </w:rPr>
-        <w:t>During the development of the pipeline, we evaluated several state-of-the-art vision models to determine the optimal balance between cost, speed, and complex table reasoning capabilities:</w:t>
-      </w:r>
-    </w:p>
-    <w:p>
-      <w:pPr>
-        <w:pStyle w:val="FirstParagraph"/>
-        <w:rPr>
-          <w:sz w:val="20"/>
-          <w:szCs w:val="20"/>
-        </w:rPr>
-      </w:pPr>
-      <w:r>
-        <w:rPr>
-          <w:b/>
-          <w:bCs/>
-          <w:sz w:val="20"/>
-          <w:szCs w:val="20"/>
-        </w:rPr>
-        <w:t>DeepSeek-OCR (Size: ~3B)</w:t>
-      </w:r>
-    </w:p>
-    <w:p>
-      <w:pPr>
-        <w:pStyle w:val="FirstParagraph"/>
-        <w:rPr>
-          <w:sz w:val="20"/>
-          <w:szCs w:val="20"/>
-        </w:rPr>
-      </w:pPr>
-      <w:r>
-        <w:rPr>
-          <w:b/>
-          <w:bCs/>
-          <w:sz w:val="20"/>
-          <w:szCs w:val="20"/>
-        </w:rPr>
-        <w:t>Pros</w:t>
-      </w:r>
-      <w:r>
-        <w:rPr>
-          <w:sz w:val="20"/>
-          <w:szCs w:val="20"/>
-        </w:rPr>
-        <w:t>: Outstanding at general layout detection (bounding box extraction) and standard text OCR. Extremely fast and lightweight.</w:t>
-      </w:r>
-    </w:p>
-    <w:p>
-      <w:pPr>
-        <w:pStyle w:val="FirstParagraph"/>
-        <w:rPr>
-          <w:sz w:val="20"/>
-          <w:szCs w:val="20"/>
-        </w:rPr>
-      </w:pPr>
-      <w:r>
-        <w:rPr>
-          <w:b/>
-          <w:bCs/>
-          <w:sz w:val="20"/>
-          <w:szCs w:val="20"/>
-        </w:rPr>
-        <w:t>Cons</w:t>
-      </w:r>
-      <w:r>
-        <w:rPr>
-          <w:sz w:val="20"/>
-          <w:szCs w:val="20"/>
-        </w:rPr>
-        <w:t>: Completely fails to comprehend and reconstruct structurally complex tables, making it unsuitable for the final markdown generation step.</w:t>
-      </w:r>
-    </w:p>
-    <w:p>
-      <w:pPr>
-        <w:pStyle w:val="FirstParagraph"/>
-        <w:rPr>
-          <w:sz w:val="20"/>
-          <w:szCs w:val="20"/>
-        </w:rPr>
-      </w:pPr>
-      <w:r>
-        <w:rPr>
-          <w:b/>
-          <w:bCs/>
-          <w:sz w:val="20"/>
-          <w:szCs w:val="20"/>
-        </w:rPr>
-        <w:t>GLM-OCR (Size: ~2.2GB)Pros</w:t>
-      </w:r>
-      <w:r>
-        <w:rPr>
-          <w:sz w:val="20"/>
-          <w:szCs w:val="20"/>
-        </w:rPr>
-        <w:t>: Noticeably better at handling standard tables compared to DeepSeek-OCR.</w:t>
-      </w:r>
-    </w:p>
-    <w:p>
-      <w:pPr>
-        <w:pStyle w:val="Compact"/>
-        <w:numPr>
-          <w:ilvl w:val="1"/>
-          <w:numId w:val="24"/>
-        </w:numPr>
-        <w:rPr>
-          <w:sz w:val="20"/>
-          <w:szCs w:val="20"/>
-        </w:rPr>
-      </w:pPr>
-      <w:r>
-        <w:rPr>
-          <w:b/>
-          <w:bCs/>
-          <w:sz w:val="20"/>
-          <w:szCs w:val="20"/>
-        </w:rPr>
-        <w:t>Cons</w:t>
-      </w:r>
-      <w:r>
-        <w:rPr>
-          <w:sz w:val="20"/>
-          <w:szCs w:val="20"/>
-        </w:rPr>
-        <w:t>: While an improvement, its reasoning capacity breaks down when confronted with highly irregular, nested, or extremely sparse “complex” tables typical of technical specifications.</w:t>
-      </w:r>
-    </w:p>
-    <w:p>
-      <w:pPr>
-        <w:pStyle w:val="Compact"/>
-        <w:numPr>
-          <w:ilvl w:val="0"/>
-          <w:numId w:val="25"/>
-        </w:numPr>
-        <w:rPr>
-          <w:sz w:val="20"/>
-          <w:szCs w:val="20"/>
-        </w:rPr>
-      </w:pPr>
-      <w:r>
-        <w:rPr>
-          <w:b/>
-          <w:bCs/>
-          <w:sz w:val="20"/>
-          <w:szCs w:val="20"/>
-        </w:rPr>
-        <w:t>Qwen-VL (Size: ~20GB / 72B API)</w:t>
-      </w:r>
-    </w:p>
-    <w:p>
-      <w:pPr>
-        <w:pStyle w:val="Compact"/>
-        <w:numPr>
-          <w:ilvl w:val="1"/>
-          <w:numId w:val="26"/>
-        </w:numPr>
-        <w:rPr>
-          <w:sz w:val="20"/>
-          <w:szCs w:val="20"/>
-        </w:rPr>
-      </w:pPr>
-      <w:r>
-        <w:rPr>
-          <w:b/>
-          <w:bCs/>
-          <w:sz w:val="20"/>
-          <w:szCs w:val="20"/>
-        </w:rPr>
-        <w:t>Pros</w:t>
-      </w:r>
-      <w:r>
-        <w:rPr>
-          <w:sz w:val="20"/>
-          <w:szCs w:val="20"/>
-        </w:rPr>
-        <w:t>: Exceptional capability in parsing and restructuring complex tables. It possesses the deep semantic understanding necessary to infer logical columns from whitespace and properly align multi-line headers.</w:t>
-      </w:r>
-    </w:p>
-    <w:p>
-      <w:pPr>
-        <w:pStyle w:val="Compact"/>
-        <w:numPr>
-          <w:ilvl w:val="1"/>
-          <w:numId w:val="27"/>
-        </w:numPr>
-        <w:rPr>
-          <w:sz w:val="20"/>
-          <w:szCs w:val="20"/>
-        </w:rPr>
-      </w:pPr>
-      <w:r>
-        <w:rPr>
-          <w:b/>
-          <w:bCs/>
-          <w:sz w:val="20"/>
-          <w:szCs w:val="20"/>
-        </w:rPr>
-        <w:t>Cons</w:t>
-      </w:r>
-      <w:r>
-        <w:rPr>
-          <w:sz w:val="20"/>
-          <w:szCs w:val="20"/>
-        </w:rPr>
-        <w:t>: Larger models inherently require more compute and VRAM, resulting in slower inference times.</w:t>
-      </w:r>
-    </w:p>
-    <w:p>
-      <w:pPr>
-        <w:pStyle w:val="FirstParagraph"/>
-        <w:rPr>
-          <w:sz w:val="20"/>
-          <w:szCs w:val="20"/>
-        </w:rPr>
-      </w:pPr>
-      <w:r>
-        <w:rPr>
-          <w:b/>
-          <w:bCs/>
-          <w:sz w:val="20"/>
-          <w:szCs w:val="20"/>
-        </w:rPr>
-        <w:t>Conclusion</w:t>
-      </w:r>
-      <w:r>
-        <w:rPr>
-          <w:sz w:val="20"/>
-          <w:szCs w:val="20"/>
-        </w:rPr>
-        <w:t xml:space="preserve">: We integrated </w:t>
-      </w:r>
-      <w:r>
-        <w:rPr>
-          <w:b/>
-          <w:bCs/>
-          <w:sz w:val="20"/>
-          <w:szCs w:val="20"/>
-        </w:rPr>
-        <w:t>DeepSeek</w:t>
-      </w:r>
-      <w:r>
-        <w:rPr>
-          <w:sz w:val="20"/>
-          <w:szCs w:val="20"/>
-        </w:rPr>
-        <w:t xml:space="preserve"> strictly for its strength in Layout Analysis (Step 1) to generate bounding box coordinates, while utilizing </w:t>
-      </w:r>
-      <w:r>
-        <w:rPr>
-          <w:b/>
-          <w:bCs/>
-          <w:sz w:val="20"/>
-          <w:szCs w:val="20"/>
-        </w:rPr>
-        <w:t>Qwen-VL</w:t>
-      </w:r>
-      <w:r>
-        <w:rPr>
-          <w:sz w:val="20"/>
-          <w:szCs w:val="20"/>
-        </w:rPr>
-        <w:t xml:space="preserve"> as the core engine for the actual visual rendering and markdown table extraction (Step 4).</w:t>
-      </w:r>
-      <w:bookmarkEnd w:id="22"/>
-    </w:p>
-    <w:p>
-      <w:pPr>
-        <w:pStyle w:val="Heading3"/>
-        <w:rPr>
-          <w:sz w:val="20"/>
-          <w:szCs w:val="20"/>
-        </w:rPr>
-      </w:pPr>
-      <w:bookmarkStart w:id="23" w:name="key-visual-parsing-logic"/>
-      <w:r>
-        <w:rPr>
-          <w:sz w:val="20"/>
-          <w:szCs w:val="20"/>
-        </w:rPr>
-        <w:t>5.3 Key Visual Parsing Logic</w:t>
-      </w:r>
-    </w:p>
-    <w:p>
-      <w:pPr>
-        <w:pStyle w:val="FirstParagraph"/>
-        <w:rPr/>
-      </w:pPr>
-      <w:r>
-        <w:rPr>
-          <w:sz w:val="20"/>
-          <w:szCs w:val="20"/>
-        </w:rPr>
-        <w:t xml:space="preserve">The </w:t>
-      </w:r>
-      <w:r>
-        <w:rPr>
-          <w:rStyle w:val="VerbatimChar"/>
-          <w:sz w:val="20"/>
-          <w:szCs w:val="20"/>
-        </w:rPr>
-        <w:t>step4_llm_parser.py</w:t>
-      </w:r>
-      <w:r>
-        <w:rPr>
-          <w:sz w:val="20"/>
-          <w:szCs w:val="20"/>
-        </w:rPr>
-        <w:t xml:space="preserve"> module implements the core logic: - </w:t>
-      </w:r>
-      <w:r>
-        <w:rPr>
-          <w:b/>
-          <w:bCs/>
-          <w:sz w:val="20"/>
-          <w:szCs w:val="20"/>
-        </w:rPr>
-        <w:t>Image Preprocessing</w:t>
-      </w:r>
-      <w:r>
-        <w:rPr>
-          <w:sz w:val="20"/>
-          <w:szCs w:val="20"/>
-        </w:rPr>
-        <w:t xml:space="preserve">: Validates image dimensions to ensure they fit within the LLM’s context window (resizing only if strictly necessary to avoid token overflow). - </w:t>
-      </w:r>
-      <w:r>
-        <w:rPr>
-          <w:b/>
-          <w:bCs/>
-          <w:sz w:val="20"/>
-          <w:szCs w:val="20"/>
-        </w:rPr>
-        <w:t>Prompt Engineering</w:t>
-      </w:r>
-      <w:r>
-        <w:rPr>
-          <w:sz w:val="20"/>
-          <w:szCs w:val="20"/>
-        </w:rPr>
-        <w:t xml:space="preserve">: We developed a robust system prompt that enforces: - Preservation of verbatim cell content (especially hexadecimal values). - Handling of multi-line cells using </w:t>
-      </w:r>
-      <w:r>
-        <w:rPr>
-          <w:rStyle w:val="VerbatimChar"/>
-          <w:sz w:val="20"/>
-          <w:szCs w:val="20"/>
-        </w:rPr>
-        <w:t>&lt;br&gt;</w:t>
-      </w:r>
-      <w:r>
-        <w:rPr>
-          <w:sz w:val="20"/>
-          <w:szCs w:val="20"/>
-        </w:rPr>
-        <w:t xml:space="preserve"> tags rather than splitting rows. - Explicit instruction to ignore “page footer” or “page header” noise if captured in the crop.</w:t>
-      </w:r>
-      <w:bookmarkEnd w:id="16"/>
-      <w:bookmarkEnd w:id="23"/>
-    </w:p>
-    <w:p>
-      <w:pPr>
-        <w:pStyle w:val="Heading2"/>
-        <w:rPr>
-          <w:sz w:val="20"/>
-          <w:szCs w:val="20"/>
-        </w:rPr>
-      </w:pPr>
-      <w:bookmarkStart w:id="24" w:name="experimental-results-evaluation"/>
-      <w:r>
-        <w:rPr>
-          <w:sz w:val="20"/>
-          <w:szCs w:val="20"/>
-        </w:rPr>
-        <w:t>6. Experimental Results &amp; Evaluation</w:t>
-      </w:r>
-    </w:p>
-    <w:p>
-      <w:pPr>
-        <w:pStyle w:val="Heading3"/>
-        <w:rPr>
-          <w:sz w:val="20"/>
-          <w:szCs w:val="20"/>
-        </w:rPr>
-      </w:pPr>
-      <w:bookmarkStart w:id="25" w:name="dataset-and-setup-the-4-test-documents"/>
-      <w:r>
-        <w:rPr>
-          <w:sz w:val="20"/>
-          <w:szCs w:val="20"/>
-        </w:rPr>
-        <w:t>6.1 Dataset and Setup: The 4 Test Documents</w:t>
-      </w:r>
-    </w:p>
-    <w:p>
-      <w:pPr>
-        <w:pStyle w:val="FirstParagraph"/>
-        <w:rPr>
-          <w:sz w:val="20"/>
-          <w:szCs w:val="20"/>
-        </w:rPr>
-      </w:pPr>
-      <w:r>
-        <w:rPr>
-          <w:sz w:val="20"/>
-          <w:szCs w:val="20"/>
-        </w:rPr>
-        <w:t>To evaluate the robustness of our pipeline across diverse document structures, we tested four distinct technical specifications that present unique table extraction challenges:</w:t>
-      </w:r>
-    </w:p>
-    <w:p>
-      <w:pPr>
-        <w:pStyle w:val="Compact"/>
-        <w:numPr>
-          <w:ilvl w:val="0"/>
-          <w:numId w:val="28"/>
-        </w:numPr>
-        <w:rPr>
-          <w:sz w:val="20"/>
-          <w:szCs w:val="20"/>
-        </w:rPr>
-      </w:pPr>
-      <w:r>
-        <w:rPr>
-          <w:b/>
-          <w:bCs/>
-          <w:sz w:val="20"/>
-          <w:szCs w:val="20"/>
-        </w:rPr>
-        <w:t>TCG Storage Opal SSC v2.30</w:t>
-      </w:r>
-      <w:r>
-        <w:rPr>
-          <w:sz w:val="20"/>
-          <w:szCs w:val="20"/>
-        </w:rPr>
-        <w:t xml:space="preserve"> &amp; </w:t>
-      </w:r>
-      <w:r>
-        <w:rPr>
-          <w:b/>
-          <w:bCs/>
-          <w:sz w:val="20"/>
-          <w:szCs w:val="20"/>
-        </w:rPr>
-        <w:t>TCG Storage Architecture Core Spec v2.01</w:t>
-      </w:r>
-    </w:p>
-    <w:p>
-      <w:pPr>
-        <w:pStyle w:val="Compact"/>
-        <w:numPr>
-          <w:ilvl w:val="1"/>
-          <w:numId w:val="29"/>
-        </w:numPr>
-        <w:rPr>
-          <w:sz w:val="20"/>
-          <w:szCs w:val="20"/>
-        </w:rPr>
-      </w:pPr>
-      <w:r>
-        <w:rPr>
-          <w:b/>
-          <w:bCs/>
-          <w:sz w:val="20"/>
-          <w:szCs w:val="20"/>
-        </w:rPr>
-        <w:t>Characteristics</w:t>
-      </w:r>
-      <w:r>
-        <w:rPr>
-          <w:sz w:val="20"/>
-          <w:szCs w:val="20"/>
-        </w:rPr>
-        <w:t>: Distinct labels for Tables (“Table”) and Figures (“Figure”). However, multi-page tables frequently omit titles on continuation pages, and column headers may be unreliably present.</w:t>
-      </w:r>
-    </w:p>
-    <w:p>
-      <w:pPr>
-        <w:pStyle w:val="Compact"/>
-        <w:numPr>
-          <w:ilvl w:val="1"/>
-          <w:numId w:val="30"/>
-        </w:numPr>
-        <w:rPr>
-          <w:sz w:val="20"/>
-          <w:szCs w:val="20"/>
-        </w:rPr>
-      </w:pPr>
-      <w:r>
-        <w:rPr>
-          <w:b/>
-          <w:bCs/>
-          <w:sz w:val="20"/>
-          <w:szCs w:val="20"/>
-        </w:rPr>
-        <w:t>Challenge</w:t>
-      </w:r>
-      <w:r>
-        <w:rPr>
-          <w:sz w:val="20"/>
-          <w:szCs w:val="20"/>
-        </w:rPr>
-        <w:t>: The parser must contextually link title-less table fragments spanning across pages and merge them with the preceding titled table.</w:t>
-      </w:r>
-    </w:p>
-    <w:p>
-      <w:pPr>
-        <w:pStyle w:val="Compact"/>
-        <w:numPr>
-          <w:ilvl w:val="0"/>
-          <w:numId w:val="31"/>
-        </w:numPr>
-        <w:rPr>
-          <w:sz w:val="20"/>
-          <w:szCs w:val="20"/>
-        </w:rPr>
-      </w:pPr>
-      <w:r>
-        <w:rPr>
-          <w:b/>
-          <w:bCs/>
-          <w:sz w:val="20"/>
-          <w:szCs w:val="20"/>
-        </w:rPr>
-        <w:t>NVMe Base Specification (Rev 2.03)</w:t>
-      </w:r>
-    </w:p>
-    <w:p>
-      <w:pPr>
-        <w:pStyle w:val="Compact"/>
-        <w:numPr>
-          <w:ilvl w:val="1"/>
-          <w:numId w:val="32"/>
-        </w:numPr>
-        <w:rPr>
-          <w:sz w:val="20"/>
-          <w:szCs w:val="20"/>
-        </w:rPr>
-      </w:pPr>
-      <w:r>
-        <w:rPr>
-          <w:b/>
-          <w:bCs/>
-          <w:sz w:val="20"/>
-          <w:szCs w:val="20"/>
-        </w:rPr>
-        <w:t>Characteristics</w:t>
-      </w:r>
-      <w:r>
-        <w:rPr>
-          <w:sz w:val="20"/>
-          <w:szCs w:val="20"/>
-        </w:rPr>
-        <w:t xml:space="preserve">: Exhibits a peculiar convention where </w:t>
-      </w:r>
-      <w:r>
-        <w:rPr>
-          <w:i/>
-          <w:iCs/>
-          <w:sz w:val="20"/>
-          <w:szCs w:val="20"/>
-        </w:rPr>
-        <w:t>both</w:t>
-      </w:r>
-      <w:r>
-        <w:rPr>
-          <w:sz w:val="20"/>
-          <w:szCs w:val="20"/>
-        </w:rPr>
-        <w:t xml:space="preserve"> tables and images are captioned as “Figure”. It features highly complex nested tables (tables within tables). Multi-page tables repeat the same title across pages and maintain table headers.</w:t>
-      </w:r>
-    </w:p>
-    <w:p>
-      <w:pPr>
-        <w:pStyle w:val="Compact"/>
-        <w:numPr>
-          <w:ilvl w:val="1"/>
-          <w:numId w:val="33"/>
-        </w:numPr>
-        <w:rPr>
-          <w:sz w:val="20"/>
-          <w:szCs w:val="20"/>
-        </w:rPr>
-      </w:pPr>
-      <w:r>
-        <w:rPr>
-          <w:b/>
-          <w:bCs/>
-          <w:sz w:val="20"/>
-          <w:szCs w:val="20"/>
-        </w:rPr>
-        <w:t>Challenge</w:t>
-      </w:r>
-      <w:r>
-        <w:rPr>
-          <w:sz w:val="20"/>
-          <w:szCs w:val="20"/>
-        </w:rPr>
-        <w:t>: Correctly merging tables based on repeated identical titles, handling table-in-table hierarchies, and distinguishing text-based tables from actual pictures when both are named “Figure”.</w:t>
-      </w:r>
-    </w:p>
-    <w:p>
-      <w:pPr>
-        <w:pStyle w:val="Compact"/>
-        <w:numPr>
-          <w:ilvl w:val="0"/>
-          <w:numId w:val="34"/>
-        </w:numPr>
-        <w:rPr>
-          <w:sz w:val="20"/>
-          <w:szCs w:val="20"/>
-        </w:rPr>
-      </w:pPr>
-      <w:r>
-        <w:rPr>
-          <w:b/>
-          <w:bCs/>
-          <w:sz w:val="20"/>
-          <w:szCs w:val="20"/>
-        </w:rPr>
-        <w:t>Datacenter NVMe SSD Specification v2.0r21 (OCP)</w:t>
       </w:r>
     </w:p>
     <w:p>
@@ -2241,21 +1419,71 @@
           <w:sz w:val="20"/>
           <w:szCs w:val="20"/>
         </w:rPr>
-        <w:t>Characteristics</w:t>
-      </w:r>
-      <w:r>
-        <w:rPr>
-          <w:sz w:val="20"/>
-          <w:szCs w:val="20"/>
-        </w:rPr>
-        <w:t>: Tables in this document completely lack explicit titles or captions. However, multi-page tables do preserve table headers on the next page.</w:t>
+        <w:t>Cons</w:t>
+      </w:r>
+      <w:r>
+        <w:rPr>
+          <w:sz w:val="20"/>
+          <w:szCs w:val="20"/>
+        </w:rPr>
+        <w:t>: Extremely slow and computationally expensive for massive specifications. Susceptible to minor OCR hallucinations in standard text. Furthermore, when processing dense pages, VLLMs sometimes suffer from “attention fading,” casually skipping paragraphs or truncating tables towards the bottom of the page.</w:t>
+      </w:r>
+    </w:p>
+    <w:p>
+      <w:pPr>
+        <w:pStyle w:val="FirstParagraph"/>
+        <w:rPr>
+          <w:sz w:val="20"/>
+          <w:szCs w:val="20"/>
+        </w:rPr>
+      </w:pPr>
+      <w:r>
+        <w:rPr>
+          <w:sz w:val="20"/>
+          <w:szCs w:val="20"/>
+        </w:rPr>
+        <w:t xml:space="preserve">Our pipeline adopts the </w:t>
+      </w:r>
+      <w:r>
+        <w:rPr>
+          <w:b/>
+          <w:bCs/>
+          <w:sz w:val="20"/>
+          <w:szCs w:val="20"/>
+        </w:rPr>
+        <w:t>Visual-Hybrid</w:t>
+      </w:r>
+      <w:r>
+        <w:rPr>
+          <w:sz w:val="20"/>
+          <w:szCs w:val="20"/>
+        </w:rPr>
+        <w:t xml:space="preserve"> architecture to secure the deterministic accuracy of text extraction while achieving maximum table fidelity, using the Section-based method to compensate for the flow-awareness gap. ## 5. Implementation Details</w:t>
+      </w:r>
+      <w:bookmarkEnd w:id="16"/>
+    </w:p>
+    <w:p>
+      <w:pPr>
+        <w:pStyle w:val="Heading3"/>
+        <w:rPr>
+          <w:sz w:val="20"/>
+          <w:szCs w:val="20"/>
+        </w:rPr>
+      </w:pPr>
+      <w:bookmarkStart w:id="17" w:name="tech-stack"/>
+      <w:r>
+        <w:rPr>
+          <w:sz w:val="20"/>
+          <w:szCs w:val="20"/>
+        </w:rPr>
+        <w:t>5.1 Tech Stack</w:t>
       </w:r>
     </w:p>
     <w:p>
       <w:pPr>
         <w:pStyle w:val="Compact"/>
         <w:numPr>
-          <w:ilvl w:val="1"/>
+          <w:ilvl w:val="0"/>
           <w:numId w:val="36"/>
         </w:numPr>
         <w:rPr>
@@ -2270,30 +1498,14 @@
           <w:sz w:val="20"/>
           <w:szCs w:val="20"/>
         </w:rPr>
-        <w:t>Challenge</w:t>
-      </w:r>
-      <w:r>
-        <w:rPr>
-          <w:sz w:val="20"/>
-          <w:szCs w:val="20"/>
-        </w:rPr>
-        <w:t xml:space="preserve">: Because there are no titles to match against, the pipeline must rely entirely on the </w:t>
-      </w:r>
-      <w:r>
-        <w:rPr>
-          <w:b/>
-          <w:bCs/>
-          <w:sz w:val="20"/>
-          <w:szCs w:val="20"/>
-        </w:rPr>
-        <w:t>Section-Based Method</w:t>
-      </w:r>
-      <w:r>
-        <w:rPr>
-          <w:sz w:val="20"/>
-          <w:szCs w:val="20"/>
-        </w:rPr>
-        <w:t>, grouping isolated, title-less table fragments based purely on their presence within the same logical section boundary.</w:t>
+        <w:t>Core Engine</w:t>
+      </w:r>
+      <w:r>
+        <w:rPr>
+          <w:sz w:val="20"/>
+          <w:szCs w:val="20"/>
+        </w:rPr>
+        <w:t>: Python-based batch processing pipeline.</w:t>
       </w:r>
     </w:p>
     <w:p>
@@ -2315,6 +1527,817 @@
           <w:sz w:val="20"/>
           <w:szCs w:val="20"/>
         </w:rPr>
+        <w:t>Vision Model</w:t>
+      </w:r>
+      <w:r>
+        <w:rPr>
+          <w:sz w:val="20"/>
+          <w:szCs w:val="20"/>
+        </w:rPr>
+        <w:t>: Qwen2.5-VL-72B (via OpenAI-compatible API) for production, with Qwen2-VL-7B (Ollama) as a local fallback.</w:t>
+      </w:r>
+    </w:p>
+    <w:p>
+      <w:pPr>
+        <w:pStyle w:val="Compact"/>
+        <w:numPr>
+          <w:ilvl w:val="0"/>
+          <w:numId w:val="38"/>
+        </w:numPr>
+        <w:rPr/>
+      </w:pPr>
+      <w:r>
+        <w:rPr>
+          <w:b/>
+          <w:bCs/>
+          <w:sz w:val="20"/>
+          <w:szCs w:val="20"/>
+        </w:rPr>
+        <w:t>Helper Libraries</w:t>
+      </w:r>
+      <w:r>
+        <w:rPr>
+          <w:sz w:val="20"/>
+          <w:szCs w:val="20"/>
+        </w:rPr>
+        <w:t xml:space="preserve">: </w:t>
+      </w:r>
+      <w:r>
+        <w:rPr>
+          <w:rStyle w:val="VerbatimChar"/>
+          <w:sz w:val="20"/>
+          <w:szCs w:val="20"/>
+        </w:rPr>
+        <w:t>pdf2image</w:t>
+      </w:r>
+      <w:r>
+        <w:rPr>
+          <w:sz w:val="20"/>
+          <w:szCs w:val="20"/>
+        </w:rPr>
+        <w:t xml:space="preserve"> for rendering, </w:t>
+      </w:r>
+      <w:r>
+        <w:rPr>
+          <w:rStyle w:val="VerbatimChar"/>
+          <w:sz w:val="20"/>
+          <w:szCs w:val="20"/>
+        </w:rPr>
+        <w:t>BeautifulSoup</w:t>
+      </w:r>
+      <w:r>
+        <w:rPr>
+          <w:sz w:val="20"/>
+          <w:szCs w:val="20"/>
+        </w:rPr>
+        <w:t xml:space="preserve"> for post-processing HTML/Markdown if necessary.</w:t>
+      </w:r>
+      <w:bookmarkEnd w:id="17"/>
+    </w:p>
+    <w:p>
+      <w:pPr>
+        <w:pStyle w:val="Heading3"/>
+        <w:rPr>
+          <w:sz w:val="20"/>
+          <w:szCs w:val="20"/>
+        </w:rPr>
+      </w:pPr>
+      <w:bookmarkStart w:id="18" w:name="vision-llm-evaluation-selection"/>
+      <w:r>
+        <w:rPr>
+          <w:sz w:val="20"/>
+          <w:szCs w:val="20"/>
+        </w:rPr>
+        <w:t>5.2 Vision LLM Evaluation &amp; Selection</w:t>
+      </w:r>
+    </w:p>
+    <w:p>
+      <w:pPr>
+        <w:pStyle w:val="FirstParagraph"/>
+        <w:rPr>
+          <w:sz w:val="20"/>
+          <w:szCs w:val="20"/>
+        </w:rPr>
+      </w:pPr>
+      <w:r>
+        <w:rPr>
+          <w:sz w:val="20"/>
+          <w:szCs w:val="20"/>
+        </w:rPr>
+        <w:t>During the development of the pipeline, we evaluated several state-of-the-art vision models to determine the optimal balance between cost, speed, and complex table reasoning capabilities:</w:t>
+      </w:r>
+    </w:p>
+    <w:p>
+      <w:pPr>
+        <w:pStyle w:val="FirstParagraph"/>
+        <w:rPr>
+          <w:sz w:val="20"/>
+          <w:szCs w:val="20"/>
+        </w:rPr>
+      </w:pPr>
+      <w:r>
+        <w:rPr>
+          <w:b/>
+          <w:bCs/>
+          <w:sz w:val="20"/>
+          <w:szCs w:val="20"/>
+        </w:rPr>
+        <w:t>DeepSeek-OCR (Size: ~3B)</w:t>
+      </w:r>
+    </w:p>
+    <w:p>
+      <w:pPr>
+        <w:pStyle w:val="FirstParagraph"/>
+        <w:rPr>
+          <w:sz w:val="20"/>
+          <w:szCs w:val="20"/>
+        </w:rPr>
+      </w:pPr>
+      <w:r>
+        <w:rPr>
+          <w:b/>
+          <w:bCs/>
+          <w:sz w:val="20"/>
+          <w:szCs w:val="20"/>
+        </w:rPr>
+        <w:t>Pros</w:t>
+      </w:r>
+      <w:r>
+        <w:rPr>
+          <w:sz w:val="20"/>
+          <w:szCs w:val="20"/>
+        </w:rPr>
+        <w:t>: Outstanding at general layout detection (bounding box extraction) and standard text OCR. Extremely fast and lightweight.</w:t>
+      </w:r>
+    </w:p>
+    <w:p>
+      <w:pPr>
+        <w:pStyle w:val="FirstParagraph"/>
+        <w:rPr>
+          <w:sz w:val="20"/>
+          <w:szCs w:val="20"/>
+        </w:rPr>
+      </w:pPr>
+      <w:r>
+        <w:rPr>
+          <w:b/>
+          <w:bCs/>
+          <w:sz w:val="20"/>
+          <w:szCs w:val="20"/>
+        </w:rPr>
+        <w:t>Cons</w:t>
+      </w:r>
+      <w:r>
+        <w:rPr>
+          <w:sz w:val="20"/>
+          <w:szCs w:val="20"/>
+        </w:rPr>
+        <w:t>: Completely fails to comprehend and reconstruct structurally complex tables, making it unsuitable for the final markdown generation step.</w:t>
+      </w:r>
+    </w:p>
+    <w:p>
+      <w:pPr>
+        <w:pStyle w:val="FirstParagraph"/>
+        <w:rPr>
+          <w:sz w:val="20"/>
+          <w:szCs w:val="20"/>
+        </w:rPr>
+      </w:pPr>
+      <w:r>
+        <w:rPr>
+          <w:b/>
+          <w:bCs/>
+          <w:sz w:val="20"/>
+          <w:szCs w:val="20"/>
+        </w:rPr>
+        <w:t>GLM-OCR (Size: ~2.2GB)Pros</w:t>
+      </w:r>
+      <w:r>
+        <w:rPr>
+          <w:sz w:val="20"/>
+          <w:szCs w:val="20"/>
+        </w:rPr>
+        <w:t>: Noticeably better at handling standard tables compared to DeepSeek-OCR.</w:t>
+      </w:r>
+    </w:p>
+    <w:p>
+      <w:pPr>
+        <w:pStyle w:val="Compact"/>
+        <w:numPr>
+          <w:ilvl w:val="1"/>
+          <w:numId w:val="39"/>
+        </w:numPr>
+        <w:rPr>
+          <w:sz w:val="20"/>
+          <w:szCs w:val="20"/>
+        </w:rPr>
+      </w:pPr>
+      <w:r>
+        <w:rPr>
+          <w:b/>
+          <w:bCs/>
+          <w:sz w:val="20"/>
+          <w:szCs w:val="20"/>
+        </w:rPr>
+        <w:t>Cons</w:t>
+      </w:r>
+      <w:r>
+        <w:rPr>
+          <w:sz w:val="20"/>
+          <w:szCs w:val="20"/>
+        </w:rPr>
+        <w:t>: While an improvement, its reasoning capacity breaks down when confronted with highly irregular, nested, or extremely sparse “complex” tables typical of technical specifications.</w:t>
+      </w:r>
+    </w:p>
+    <w:p>
+      <w:pPr>
+        <w:pStyle w:val="Compact"/>
+        <w:numPr>
+          <w:ilvl w:val="0"/>
+          <w:numId w:val="40"/>
+        </w:numPr>
+        <w:rPr>
+          <w:sz w:val="20"/>
+          <w:szCs w:val="20"/>
+        </w:rPr>
+      </w:pPr>
+      <w:r>
+        <w:rPr>
+          <w:b/>
+          <w:bCs/>
+          <w:sz w:val="20"/>
+          <w:szCs w:val="20"/>
+        </w:rPr>
+        <w:t>Qwen-VL (Size: ~20GB / 72B API)</w:t>
+      </w:r>
+    </w:p>
+    <w:p>
+      <w:pPr>
+        <w:pStyle w:val="Compact"/>
+        <w:numPr>
+          <w:ilvl w:val="1"/>
+          <w:numId w:val="41"/>
+        </w:numPr>
+        <w:rPr>
+          <w:sz w:val="20"/>
+          <w:szCs w:val="20"/>
+        </w:rPr>
+      </w:pPr>
+      <w:r>
+        <w:rPr>
+          <w:b/>
+          <w:bCs/>
+          <w:sz w:val="20"/>
+          <w:szCs w:val="20"/>
+        </w:rPr>
+        <w:t>Pros</w:t>
+      </w:r>
+      <w:r>
+        <w:rPr>
+          <w:sz w:val="20"/>
+          <w:szCs w:val="20"/>
+        </w:rPr>
+        <w:t>: Exceptional capability in parsing and restructuring complex tables. It possesses the deep semantic understanding necessary to infer logical columns from whitespace and properly align multi-line headers.</w:t>
+      </w:r>
+    </w:p>
+    <w:p>
+      <w:pPr>
+        <w:pStyle w:val="Compact"/>
+        <w:numPr>
+          <w:ilvl w:val="1"/>
+          <w:numId w:val="42"/>
+        </w:numPr>
+        <w:rPr>
+          <w:sz w:val="20"/>
+          <w:szCs w:val="20"/>
+        </w:rPr>
+      </w:pPr>
+      <w:r>
+        <w:rPr>
+          <w:b/>
+          <w:bCs/>
+          <w:sz w:val="20"/>
+          <w:szCs w:val="20"/>
+        </w:rPr>
+        <w:t>Cons</w:t>
+      </w:r>
+      <w:r>
+        <w:rPr>
+          <w:sz w:val="20"/>
+          <w:szCs w:val="20"/>
+        </w:rPr>
+        <w:t>: Larger models inherently require more compute and VRAM, resulting in slower inference times.</w:t>
+      </w:r>
+    </w:p>
+    <w:p>
+      <w:pPr>
+        <w:pStyle w:val="FirstParagraph"/>
+        <w:rPr>
+          <w:sz w:val="20"/>
+          <w:szCs w:val="20"/>
+        </w:rPr>
+      </w:pPr>
+      <w:r>
+        <w:rPr>
+          <w:b/>
+          <w:bCs/>
+          <w:sz w:val="20"/>
+          <w:szCs w:val="20"/>
+        </w:rPr>
+        <w:t>Conclusion</w:t>
+      </w:r>
+      <w:r>
+        <w:rPr>
+          <w:sz w:val="20"/>
+          <w:szCs w:val="20"/>
+        </w:rPr>
+        <w:t xml:space="preserve">: We integrated </w:t>
+      </w:r>
+      <w:r>
+        <w:rPr>
+          <w:b/>
+          <w:bCs/>
+          <w:sz w:val="20"/>
+          <w:szCs w:val="20"/>
+        </w:rPr>
+        <w:t>DeepSeek</w:t>
+      </w:r>
+      <w:r>
+        <w:rPr>
+          <w:sz w:val="20"/>
+          <w:szCs w:val="20"/>
+        </w:rPr>
+        <w:t xml:space="preserve"> strictly for its strength in Layout Analysis (Step 1) to generate bounding box coordinates, while utilizing </w:t>
+      </w:r>
+      <w:r>
+        <w:rPr>
+          <w:b/>
+          <w:bCs/>
+          <w:sz w:val="20"/>
+          <w:szCs w:val="20"/>
+        </w:rPr>
+        <w:t>Qwen-VL</w:t>
+      </w:r>
+      <w:r>
+        <w:rPr>
+          <w:sz w:val="20"/>
+          <w:szCs w:val="20"/>
+        </w:rPr>
+        <w:t xml:space="preserve"> as the core engine for the actual visual rendering and markdown table extraction (Step 4).</w:t>
+      </w:r>
+      <w:bookmarkEnd w:id="18"/>
+    </w:p>
+    <w:p>
+      <w:pPr>
+        <w:pStyle w:val="Heading3"/>
+        <w:rPr>
+          <w:sz w:val="20"/>
+          <w:szCs w:val="20"/>
+        </w:rPr>
+      </w:pPr>
+      <w:bookmarkStart w:id="19" w:name="key-visual-parsing-logic"/>
+      <w:r>
+        <w:rPr>
+          <w:sz w:val="20"/>
+          <w:szCs w:val="20"/>
+        </w:rPr>
+        <w:t>5.3 Key Visual Parsing Logic</w:t>
+      </w:r>
+    </w:p>
+    <w:p>
+      <w:pPr>
+        <w:pStyle w:val="FirstParagraph"/>
+        <w:rPr/>
+      </w:pPr>
+      <w:r>
+        <w:rPr>
+          <w:sz w:val="20"/>
+          <w:szCs w:val="20"/>
+        </w:rPr>
+        <w:t xml:space="preserve">The </w:t>
+      </w:r>
+      <w:r>
+        <w:rPr>
+          <w:rStyle w:val="VerbatimChar"/>
+          <w:sz w:val="20"/>
+          <w:szCs w:val="20"/>
+        </w:rPr>
+        <w:t>step4_llm_parser.py</w:t>
+      </w:r>
+      <w:r>
+        <w:rPr>
+          <w:sz w:val="20"/>
+          <w:szCs w:val="20"/>
+        </w:rPr>
+        <w:t xml:space="preserve"> module implements the core logic: - </w:t>
+      </w:r>
+      <w:r>
+        <w:rPr>
+          <w:b/>
+          <w:bCs/>
+          <w:sz w:val="20"/>
+          <w:szCs w:val="20"/>
+        </w:rPr>
+        <w:t>Image Preprocessing</w:t>
+      </w:r>
+      <w:r>
+        <w:rPr>
+          <w:sz w:val="20"/>
+          <w:szCs w:val="20"/>
+        </w:rPr>
+        <w:t xml:space="preserve">: Validates image dimensions to ensure they fit within the LLM’s context window (resizing only if strictly necessary to avoid token overflow). - </w:t>
+      </w:r>
+      <w:r>
+        <w:rPr>
+          <w:b/>
+          <w:bCs/>
+          <w:sz w:val="20"/>
+          <w:szCs w:val="20"/>
+        </w:rPr>
+        <w:t>Prompt Engineering</w:t>
+      </w:r>
+      <w:r>
+        <w:rPr>
+          <w:sz w:val="20"/>
+          <w:szCs w:val="20"/>
+        </w:rPr>
+        <w:t xml:space="preserve">: We developed a robust system prompt that enforces: - Preservation of verbatim cell content (especially hexadecimal values). - Handling of multi-line cells using </w:t>
+      </w:r>
+      <w:r>
+        <w:rPr>
+          <w:rStyle w:val="VerbatimChar"/>
+          <w:sz w:val="20"/>
+          <w:szCs w:val="20"/>
+        </w:rPr>
+        <w:t>&lt;br&gt;</w:t>
+      </w:r>
+      <w:r>
+        <w:rPr>
+          <w:sz w:val="20"/>
+          <w:szCs w:val="20"/>
+        </w:rPr>
+        <w:t xml:space="preserve"> tags rather than splitting rows. - Explicit instruction to ignore “page footer” or “page header” noise if captured in the crop.</w:t>
+      </w:r>
+      <w:bookmarkEnd w:id="12"/>
+      <w:bookmarkEnd w:id="19"/>
+    </w:p>
+    <w:p>
+      <w:pPr>
+        <w:pStyle w:val="Heading2"/>
+        <w:rPr>
+          <w:sz w:val="20"/>
+          <w:szCs w:val="20"/>
+        </w:rPr>
+      </w:pPr>
+      <w:bookmarkStart w:id="20" w:name="experimental-results-evaluation"/>
+      <w:r>
+        <w:rPr>
+          <w:sz w:val="20"/>
+          <w:szCs w:val="20"/>
+        </w:rPr>
+        <w:t>6. Experimental Results &amp; Evaluation</w:t>
+      </w:r>
+    </w:p>
+    <w:p>
+      <w:pPr>
+        <w:pStyle w:val="Heading3"/>
+        <w:rPr>
+          <w:sz w:val="20"/>
+          <w:szCs w:val="20"/>
+        </w:rPr>
+      </w:pPr>
+      <w:bookmarkStart w:id="21" w:name="dataset-and-setup-the-4-test-documents"/>
+      <w:r>
+        <w:rPr>
+          <w:sz w:val="20"/>
+          <w:szCs w:val="20"/>
+        </w:rPr>
+        <w:t>6.1 Dataset and Setup: The 4 Test Documents</w:t>
+      </w:r>
+    </w:p>
+    <w:p>
+      <w:pPr>
+        <w:pStyle w:val="FirstParagraph"/>
+        <w:rPr>
+          <w:sz w:val="20"/>
+          <w:szCs w:val="20"/>
+        </w:rPr>
+      </w:pPr>
+      <w:r>
+        <w:rPr>
+          <w:sz w:val="20"/>
+          <w:szCs w:val="20"/>
+        </w:rPr>
+        <w:t>To evaluate the robustness of our pipeline across diverse document structures, we tested four distinct technical specifications that present unique table extraction challenges:</w:t>
+      </w:r>
+    </w:p>
+    <w:p>
+      <w:pPr>
+        <w:pStyle w:val="Compact"/>
+        <w:numPr>
+          <w:ilvl w:val="0"/>
+          <w:numId w:val="43"/>
+        </w:numPr>
+        <w:rPr>
+          <w:sz w:val="20"/>
+          <w:szCs w:val="20"/>
+        </w:rPr>
+      </w:pPr>
+      <w:r>
+        <w:rPr>
+          <w:b/>
+          <w:bCs/>
+          <w:sz w:val="20"/>
+          <w:szCs w:val="20"/>
+        </w:rPr>
+        <w:t>TCG Storage Opal SSC v2.30</w:t>
+      </w:r>
+      <w:r>
+        <w:rPr>
+          <w:sz w:val="20"/>
+          <w:szCs w:val="20"/>
+        </w:rPr>
+        <w:t xml:space="preserve"> &amp; </w:t>
+      </w:r>
+      <w:r>
+        <w:rPr>
+          <w:b/>
+          <w:bCs/>
+          <w:sz w:val="20"/>
+          <w:szCs w:val="20"/>
+        </w:rPr>
+        <w:t>TCG Storage Architecture Core Spec v2.01</w:t>
+      </w:r>
+    </w:p>
+    <w:p>
+      <w:pPr>
+        <w:pStyle w:val="Compact"/>
+        <w:numPr>
+          <w:ilvl w:val="1"/>
+          <w:numId w:val="44"/>
+        </w:numPr>
+        <w:rPr>
+          <w:sz w:val="20"/>
+          <w:szCs w:val="20"/>
+        </w:rPr>
+      </w:pPr>
+      <w:r>
+        <w:rPr>
+          <w:b/>
+          <w:bCs/>
+          <w:sz w:val="20"/>
+          <w:szCs w:val="20"/>
+        </w:rPr>
+        <w:t>Characteristics</w:t>
+      </w:r>
+      <w:r>
+        <w:rPr>
+          <w:sz w:val="20"/>
+          <w:szCs w:val="20"/>
+        </w:rPr>
+        <w:t>: Distinct labels for Tables (“Table”) and Figures (“Figure”). However, multi-page tables frequently omit titles on continuation pages, and column headers may be unreliably present.</w:t>
+      </w:r>
+    </w:p>
+    <w:p>
+      <w:pPr>
+        <w:pStyle w:val="Compact"/>
+        <w:numPr>
+          <w:ilvl w:val="1"/>
+          <w:numId w:val="45"/>
+        </w:numPr>
+        <w:rPr>
+          <w:sz w:val="20"/>
+          <w:szCs w:val="20"/>
+        </w:rPr>
+      </w:pPr>
+      <w:r>
+        <w:rPr>
+          <w:b/>
+          <w:bCs/>
+          <w:sz w:val="20"/>
+          <w:szCs w:val="20"/>
+        </w:rPr>
+        <w:t>Challenge</w:t>
+      </w:r>
+      <w:r>
+        <w:rPr>
+          <w:sz w:val="20"/>
+          <w:szCs w:val="20"/>
+        </w:rPr>
+        <w:t>: The parser must contextually link title-less table fragments spanning across pages and merge them with the preceding titled table.</w:t>
+      </w:r>
+    </w:p>
+    <w:p>
+      <w:pPr>
+        <w:pStyle w:val="Compact"/>
+        <w:numPr>
+          <w:ilvl w:val="0"/>
+          <w:numId w:val="46"/>
+        </w:numPr>
+        <w:rPr>
+          <w:sz w:val="20"/>
+          <w:szCs w:val="20"/>
+        </w:rPr>
+      </w:pPr>
+      <w:r>
+        <w:rPr>
+          <w:b/>
+          <w:bCs/>
+          <w:sz w:val="20"/>
+          <w:szCs w:val="20"/>
+        </w:rPr>
+        <w:t>NVMe Base Specification (Rev 2.03)</w:t>
+      </w:r>
+    </w:p>
+    <w:p>
+      <w:pPr>
+        <w:pStyle w:val="Compact"/>
+        <w:numPr>
+          <w:ilvl w:val="1"/>
+          <w:numId w:val="47"/>
+        </w:numPr>
+        <w:rPr>
+          <w:sz w:val="20"/>
+          <w:szCs w:val="20"/>
+        </w:rPr>
+      </w:pPr>
+      <w:r>
+        <w:rPr>
+          <w:b/>
+          <w:bCs/>
+          <w:sz w:val="20"/>
+          <w:szCs w:val="20"/>
+        </w:rPr>
+        <w:t>Characteristics</w:t>
+      </w:r>
+      <w:r>
+        <w:rPr>
+          <w:sz w:val="20"/>
+          <w:szCs w:val="20"/>
+        </w:rPr>
+        <w:t xml:space="preserve">: Exhibits a peculiar convention where </w:t>
+      </w:r>
+      <w:r>
+        <w:rPr>
+          <w:i/>
+          <w:iCs/>
+          <w:sz w:val="20"/>
+          <w:szCs w:val="20"/>
+        </w:rPr>
+        <w:t>both</w:t>
+      </w:r>
+      <w:r>
+        <w:rPr>
+          <w:sz w:val="20"/>
+          <w:szCs w:val="20"/>
+        </w:rPr>
+        <w:t xml:space="preserve"> tables and images are captioned as “Figure”. It features highly complex nested tables (tables within tables). Multi-page tables repeat the same title across pages and maintain table headers.</w:t>
+      </w:r>
+    </w:p>
+    <w:p>
+      <w:pPr>
+        <w:pStyle w:val="Compact"/>
+        <w:numPr>
+          <w:ilvl w:val="1"/>
+          <w:numId w:val="48"/>
+        </w:numPr>
+        <w:rPr>
+          <w:sz w:val="20"/>
+          <w:szCs w:val="20"/>
+        </w:rPr>
+      </w:pPr>
+      <w:r>
+        <w:rPr>
+          <w:b/>
+          <w:bCs/>
+          <w:sz w:val="20"/>
+          <w:szCs w:val="20"/>
+        </w:rPr>
+        <w:t>Challenge</w:t>
+      </w:r>
+      <w:r>
+        <w:rPr>
+          <w:sz w:val="20"/>
+          <w:szCs w:val="20"/>
+        </w:rPr>
+        <w:t>: Correctly merging tables based on repeated identical titles, handling table-in-table hierarchies, and distinguishing text-based tables from actual pictures when both are named “Figure”.</w:t>
+      </w:r>
+    </w:p>
+    <w:p>
+      <w:pPr>
+        <w:pStyle w:val="Compact"/>
+        <w:numPr>
+          <w:ilvl w:val="0"/>
+          <w:numId w:val="49"/>
+        </w:numPr>
+        <w:rPr>
+          <w:sz w:val="20"/>
+          <w:szCs w:val="20"/>
+        </w:rPr>
+      </w:pPr>
+      <w:r>
+        <w:rPr>
+          <w:b/>
+          <w:bCs/>
+          <w:sz w:val="20"/>
+          <w:szCs w:val="20"/>
+        </w:rPr>
+        <w:t>Datacenter NVMe SSD Specification v2.0r21 (OCP)</w:t>
+      </w:r>
+    </w:p>
+    <w:p>
+      <w:pPr>
+        <w:pStyle w:val="Compact"/>
+        <w:numPr>
+          <w:ilvl w:val="1"/>
+          <w:numId w:val="50"/>
+        </w:numPr>
+        <w:rPr>
+          <w:sz w:val="20"/>
+          <w:szCs w:val="20"/>
+        </w:rPr>
+      </w:pPr>
+      <w:r>
+        <w:rPr>
+          <w:b/>
+          <w:bCs/>
+          <w:sz w:val="20"/>
+          <w:szCs w:val="20"/>
+        </w:rPr>
+        <w:t>Characteristics</w:t>
+      </w:r>
+      <w:r>
+        <w:rPr>
+          <w:sz w:val="20"/>
+          <w:szCs w:val="20"/>
+        </w:rPr>
+        <w:t>: Tables in this document completely lack explicit titles or captions. However, multi-page tables do preserve table headers on the next page.</w:t>
+      </w:r>
+    </w:p>
+    <w:p>
+      <w:pPr>
+        <w:pStyle w:val="Compact"/>
+        <w:numPr>
+          <w:ilvl w:val="1"/>
+          <w:numId w:val="51"/>
+        </w:numPr>
+        <w:rPr>
+          <w:sz w:val="20"/>
+          <w:szCs w:val="20"/>
+        </w:rPr>
+      </w:pPr>
+      <w:r>
+        <w:rPr>
+          <w:b/>
+          <w:bCs/>
+          <w:sz w:val="20"/>
+          <w:szCs w:val="20"/>
+        </w:rPr>
+        <w:t>Challenge</w:t>
+      </w:r>
+      <w:r>
+        <w:rPr>
+          <w:sz w:val="20"/>
+          <w:szCs w:val="20"/>
+        </w:rPr>
+        <w:t xml:space="preserve">: Because there are no titles to match against, the pipeline must rely entirely on the </w:t>
+      </w:r>
+      <w:r>
+        <w:rPr>
+          <w:b/>
+          <w:bCs/>
+          <w:sz w:val="20"/>
+          <w:szCs w:val="20"/>
+        </w:rPr>
+        <w:t>Section-Based Method</w:t>
+      </w:r>
+      <w:r>
+        <w:rPr>
+          <w:sz w:val="20"/>
+          <w:szCs w:val="20"/>
+        </w:rPr>
+        <w:t>, grouping isolated, title-less table fragments based purely on their presence within the same logical section boundary.</w:t>
+      </w:r>
+    </w:p>
+    <w:p>
+      <w:pPr>
+        <w:pStyle w:val="Compact"/>
+        <w:numPr>
+          <w:ilvl w:val="0"/>
+          <w:numId w:val="52"/>
+        </w:numPr>
+        <w:rPr>
+          <w:sz w:val="20"/>
+          <w:szCs w:val="20"/>
+        </w:rPr>
+      </w:pPr>
+      <w:r>
+        <w:rPr>
+          <w:b/>
+          <w:bCs/>
+          <w:sz w:val="20"/>
+          <w:szCs w:val="20"/>
+        </w:rPr>
         <w:t>Hardware Setup</w:t>
       </w:r>
       <w:r>
@@ -2324,7 +2347,7 @@
         </w:rPr>
         <w:t>: NVIDIA RTX 4090 (for local inference) &amp; Cloud Vision API for robust processing.</w:t>
       </w:r>
-      <w:bookmarkEnd w:id="25"/>
+      <w:bookmarkEnd w:id="21"/>
     </w:p>
     <w:p>
       <w:pPr>
@@ -2334,7 +2357,6 @@
           <w:szCs w:val="20"/>
         </w:rPr>
       </w:pPr>
-      <w:bookmarkStart w:id="26" w:name="X1fa9b09dafd8c27087b30697e0ec6db6a974b06"/>
       <w:r>
         <w:rPr>
           <w:sz w:val="20"/>
@@ -2375,17 +2397,17 @@
         <w:tblLook w:val="0020" w:noHBand="0" w:noVBand="0" w:firstColumn="0" w:lastRow="0" w:lastColumn="0" w:firstRow="1"/>
       </w:tblPr>
       <w:tblGrid>
-        <w:gridCol w:w="1051"/>
-        <w:gridCol w:w="1051"/>
-        <w:gridCol w:w="1051"/>
-        <w:gridCol w:w="1051"/>
-        <w:gridCol w:w="1052"/>
+        <w:gridCol w:w="904"/>
+        <w:gridCol w:w="905"/>
+        <w:gridCol w:w="904"/>
+        <w:gridCol w:w="905"/>
+        <w:gridCol w:w="906"/>
       </w:tblGrid>
       <w:tr>
         <w:trPr/>
         <w:tc>
           <w:tcPr>
-            <w:tcW w:w="1051" w:type="dxa"/>
+            <w:tcW w:w="904" w:type="dxa"/>
             <w:tcBorders>
               <w:bottom w:val="single" w:sz="6" w:space="0" w:color="000000"/>
             </w:tcBorders>
@@ -2394,7 +2416,8 @@
           <w:p>
             <w:pPr>
               <w:pStyle w:val="Compact"/>
-              <w:widowControl/>
+              <w:widowControl w:val="false"/>
+              <w:suppressAutoHyphens w:val="true"/>
               <w:spacing w:before="36" w:after="36"/>
               <w:jc w:val="left"/>
               <w:rPr>
@@ -2419,7 +2442,7 @@
         </w:tc>
         <w:tc>
           <w:tcPr>
-            <w:tcW w:w="1051" w:type="dxa"/>
+            <w:tcW w:w="905" w:type="dxa"/>
             <w:tcBorders>
               <w:bottom w:val="single" w:sz="6" w:space="0" w:color="000000"/>
             </w:tcBorders>
@@ -2428,7 +2451,8 @@
           <w:p>
             <w:pPr>
               <w:pStyle w:val="Compact"/>
-              <w:widowControl/>
+              <w:widowControl w:val="false"/>
+              <w:suppressAutoHyphens w:val="true"/>
               <w:spacing w:before="36" w:after="36"/>
               <w:jc w:val="left"/>
               <w:rPr>
@@ -2453,7 +2477,7 @@
         </w:tc>
         <w:tc>
           <w:tcPr>
-            <w:tcW w:w="1051" w:type="dxa"/>
+            <w:tcW w:w="904" w:type="dxa"/>
             <w:tcBorders>
               <w:bottom w:val="single" w:sz="6" w:space="0" w:color="000000"/>
             </w:tcBorders>
@@ -2462,7 +2486,8 @@
           <w:p>
             <w:pPr>
               <w:pStyle w:val="Compact"/>
-              <w:widowControl/>
+              <w:widowControl w:val="false"/>
+              <w:suppressAutoHyphens w:val="true"/>
               <w:spacing w:before="36" w:after="36"/>
               <w:jc w:val="left"/>
               <w:rPr>
@@ -2487,7 +2512,7 @@
         </w:tc>
         <w:tc>
           <w:tcPr>
-            <w:tcW w:w="1051" w:type="dxa"/>
+            <w:tcW w:w="905" w:type="dxa"/>
             <w:tcBorders>
               <w:bottom w:val="single" w:sz="6" w:space="0" w:color="000000"/>
             </w:tcBorders>
@@ -2496,7 +2521,8 @@
           <w:p>
             <w:pPr>
               <w:pStyle w:val="Compact"/>
-              <w:widowControl/>
+              <w:widowControl w:val="false"/>
+              <w:suppressAutoHyphens w:val="true"/>
               <w:spacing w:before="36" w:after="36"/>
               <w:jc w:val="left"/>
               <w:rPr>
@@ -2521,7 +2547,7 @@
         </w:tc>
         <w:tc>
           <w:tcPr>
-            <w:tcW w:w="1052" w:type="dxa"/>
+            <w:tcW w:w="906" w:type="dxa"/>
             <w:tcBorders>
               <w:bottom w:val="single" w:sz="6" w:space="0" w:color="000000"/>
             </w:tcBorders>
@@ -2530,7 +2556,8 @@
           <w:p>
             <w:pPr>
               <w:pStyle w:val="Compact"/>
-              <w:widowControl/>
+              <w:widowControl w:val="false"/>
+              <w:suppressAutoHyphens w:val="true"/>
               <w:spacing w:before="36" w:after="36"/>
               <w:jc w:val="left"/>
               <w:rPr>
@@ -2558,13 +2585,14 @@
         <w:trPr/>
         <w:tc>
           <w:tcPr>
-            <w:tcW w:w="1051" w:type="dxa"/>
+            <w:tcW w:w="904" w:type="dxa"/>
             <w:tcBorders/>
           </w:tcPr>
           <w:p>
             <w:pPr>
               <w:pStyle w:val="Compact"/>
-              <w:widowControl/>
+              <w:widowControl w:val="false"/>
+              <w:suppressAutoHyphens w:val="true"/>
               <w:spacing w:before="36" w:after="36"/>
               <w:jc w:val="left"/>
               <w:rPr>
@@ -2591,13 +2619,14 @@
         </w:tc>
         <w:tc>
           <w:tcPr>
-            <w:tcW w:w="1051" w:type="dxa"/>
+            <w:tcW w:w="905" w:type="dxa"/>
             <w:tcBorders/>
           </w:tcPr>
           <w:p>
             <w:pPr>
               <w:pStyle w:val="Compact"/>
-              <w:widowControl/>
+              <w:widowControl w:val="false"/>
+              <w:suppressAutoHyphens w:val="true"/>
               <w:spacing w:before="36" w:after="36"/>
               <w:jc w:val="left"/>
               <w:rPr>
@@ -2622,13 +2651,14 @@
         </w:tc>
         <w:tc>
           <w:tcPr>
-            <w:tcW w:w="1051" w:type="dxa"/>
+            <w:tcW w:w="904" w:type="dxa"/>
             <w:tcBorders/>
           </w:tcPr>
           <w:p>
             <w:pPr>
               <w:pStyle w:val="Compact"/>
-              <w:widowControl/>
+              <w:widowControl w:val="false"/>
+              <w:suppressAutoHyphens w:val="true"/>
               <w:spacing w:before="36" w:after="36"/>
               <w:jc w:val="left"/>
               <w:rPr>
@@ -2653,13 +2683,14 @@
         </w:tc>
         <w:tc>
           <w:tcPr>
-            <w:tcW w:w="1051" w:type="dxa"/>
+            <w:tcW w:w="905" w:type="dxa"/>
             <w:tcBorders/>
           </w:tcPr>
           <w:p>
             <w:pPr>
               <w:pStyle w:val="Compact"/>
-              <w:widowControl/>
+              <w:widowControl w:val="false"/>
+              <w:suppressAutoHyphens w:val="true"/>
               <w:spacing w:before="36" w:after="36"/>
               <w:jc w:val="left"/>
               <w:rPr>
@@ -2684,13 +2715,14 @@
         </w:tc>
         <w:tc>
           <w:tcPr>
-            <w:tcW w:w="1052" w:type="dxa"/>
+            <w:tcW w:w="906" w:type="dxa"/>
             <w:tcBorders/>
           </w:tcPr>
           <w:p>
             <w:pPr>
               <w:pStyle w:val="Compact"/>
-              <w:widowControl/>
+              <w:widowControl w:val="false"/>
+              <w:suppressAutoHyphens w:val="true"/>
               <w:spacing w:before="36" w:after="36"/>
               <w:jc w:val="left"/>
               <w:rPr>
@@ -2720,13 +2752,14 @@
         <w:trPr/>
         <w:tc>
           <w:tcPr>
-            <w:tcW w:w="1051" w:type="dxa"/>
+            <w:tcW w:w="904" w:type="dxa"/>
             <w:tcBorders/>
           </w:tcPr>
           <w:p>
             <w:pPr>
               <w:pStyle w:val="Compact"/>
-              <w:widowControl/>
+              <w:widowControl w:val="false"/>
+              <w:suppressAutoHyphens w:val="true"/>
               <w:spacing w:before="36" w:after="36"/>
               <w:jc w:val="left"/>
               <w:rPr>
@@ -2763,13 +2796,14 @@
         </w:tc>
         <w:tc>
           <w:tcPr>
-            <w:tcW w:w="1051" w:type="dxa"/>
+            <w:tcW w:w="905" w:type="dxa"/>
             <w:tcBorders/>
           </w:tcPr>
           <w:p>
             <w:pPr>
               <w:pStyle w:val="Compact"/>
-              <w:widowControl/>
+              <w:widowControl w:val="false"/>
+              <w:suppressAutoHyphens w:val="true"/>
               <w:spacing w:before="36" w:after="36"/>
               <w:jc w:val="left"/>
               <w:rPr>
@@ -2794,13 +2828,14 @@
         </w:tc>
         <w:tc>
           <w:tcPr>
-            <w:tcW w:w="1051" w:type="dxa"/>
+            <w:tcW w:w="904" w:type="dxa"/>
             <w:tcBorders/>
           </w:tcPr>
           <w:p>
             <w:pPr>
               <w:pStyle w:val="Compact"/>
-              <w:widowControl/>
+              <w:widowControl w:val="false"/>
+              <w:suppressAutoHyphens w:val="true"/>
               <w:spacing w:before="36" w:after="36"/>
               <w:jc w:val="left"/>
               <w:rPr>
@@ -2825,13 +2860,14 @@
         </w:tc>
         <w:tc>
           <w:tcPr>
-            <w:tcW w:w="1051" w:type="dxa"/>
+            <w:tcW w:w="905" w:type="dxa"/>
             <w:tcBorders/>
           </w:tcPr>
           <w:p>
             <w:pPr>
               <w:pStyle w:val="Compact"/>
-              <w:widowControl/>
+              <w:widowControl w:val="false"/>
+              <w:suppressAutoHyphens w:val="true"/>
               <w:spacing w:before="36" w:after="36"/>
               <w:jc w:val="left"/>
               <w:rPr>
@@ -2856,13 +2892,14 @@
         </w:tc>
         <w:tc>
           <w:tcPr>
-            <w:tcW w:w="1052" w:type="dxa"/>
+            <w:tcW w:w="906" w:type="dxa"/>
             <w:tcBorders/>
           </w:tcPr>
           <w:p>
             <w:pPr>
               <w:pStyle w:val="Compact"/>
-              <w:widowControl/>
+              <w:widowControl w:val="false"/>
+              <w:suppressAutoHyphens w:val="true"/>
               <w:spacing w:before="36" w:after="36"/>
               <w:jc w:val="left"/>
               <w:rPr>
@@ -2892,13 +2929,14 @@
         <w:trPr/>
         <w:tc>
           <w:tcPr>
-            <w:tcW w:w="1051" w:type="dxa"/>
+            <w:tcW w:w="904" w:type="dxa"/>
             <w:tcBorders/>
           </w:tcPr>
           <w:p>
             <w:pPr>
               <w:pStyle w:val="Compact"/>
-              <w:widowControl/>
+              <w:widowControl w:val="false"/>
+              <w:suppressAutoHyphens w:val="true"/>
               <w:spacing w:before="36" w:after="36"/>
               <w:jc w:val="left"/>
               <w:rPr>
@@ -2935,13 +2973,14 @@
         </w:tc>
         <w:tc>
           <w:tcPr>
-            <w:tcW w:w="1051" w:type="dxa"/>
+            <w:tcW w:w="905" w:type="dxa"/>
             <w:tcBorders/>
           </w:tcPr>
           <w:p>
             <w:pPr>
               <w:pStyle w:val="Compact"/>
-              <w:widowControl/>
+              <w:widowControl w:val="false"/>
+              <w:suppressAutoHyphens w:val="true"/>
               <w:spacing w:before="36" w:after="36"/>
               <w:jc w:val="left"/>
               <w:rPr>
@@ -2966,13 +3005,14 @@
         </w:tc>
         <w:tc>
           <w:tcPr>
-            <w:tcW w:w="1051" w:type="dxa"/>
+            <w:tcW w:w="904" w:type="dxa"/>
             <w:tcBorders/>
           </w:tcPr>
           <w:p>
             <w:pPr>
               <w:pStyle w:val="Compact"/>
-              <w:widowControl/>
+              <w:widowControl w:val="false"/>
+              <w:suppressAutoHyphens w:val="true"/>
               <w:spacing w:before="36" w:after="36"/>
               <w:jc w:val="left"/>
               <w:rPr>
@@ -2997,13 +3037,14 @@
         </w:tc>
         <w:tc>
           <w:tcPr>
-            <w:tcW w:w="1051" w:type="dxa"/>
+            <w:tcW w:w="905" w:type="dxa"/>
             <w:tcBorders/>
           </w:tcPr>
           <w:p>
             <w:pPr>
               <w:pStyle w:val="Compact"/>
-              <w:widowControl/>
+              <w:widowControl w:val="false"/>
+              <w:suppressAutoHyphens w:val="true"/>
               <w:spacing w:before="36" w:after="36"/>
               <w:jc w:val="left"/>
               <w:rPr>
@@ -3028,13 +3069,14 @@
         </w:tc>
         <w:tc>
           <w:tcPr>
-            <w:tcW w:w="1052" w:type="dxa"/>
+            <w:tcW w:w="906" w:type="dxa"/>
             <w:tcBorders/>
           </w:tcPr>
           <w:p>
             <w:pPr>
               <w:pStyle w:val="Compact"/>
-              <w:widowControl/>
+              <w:widowControl w:val="false"/>
+              <w:suppressAutoHyphens w:val="true"/>
               <w:spacing w:before="36" w:after="36"/>
               <w:jc w:val="left"/>
               <w:rPr>
@@ -3064,13 +3106,14 @@
         <w:trPr/>
         <w:tc>
           <w:tcPr>
-            <w:tcW w:w="1051" w:type="dxa"/>
+            <w:tcW w:w="904" w:type="dxa"/>
             <w:tcBorders/>
           </w:tcPr>
           <w:p>
             <w:pPr>
               <w:pStyle w:val="Compact"/>
-              <w:widowControl/>
+              <w:widowControl w:val="false"/>
+              <w:suppressAutoHyphens w:val="true"/>
               <w:spacing w:before="36" w:after="36"/>
               <w:jc w:val="left"/>
               <w:rPr>
@@ -3097,13 +3140,14 @@
         </w:tc>
         <w:tc>
           <w:tcPr>
-            <w:tcW w:w="1051" w:type="dxa"/>
+            <w:tcW w:w="905" w:type="dxa"/>
             <w:tcBorders/>
           </w:tcPr>
           <w:p>
             <w:pPr>
               <w:pStyle w:val="Compact"/>
-              <w:widowControl/>
+              <w:widowControl w:val="false"/>
+              <w:suppressAutoHyphens w:val="true"/>
               <w:spacing w:before="36" w:after="36"/>
               <w:jc w:val="left"/>
               <w:rPr>
@@ -3128,13 +3172,14 @@
         </w:tc>
         <w:tc>
           <w:tcPr>
-            <w:tcW w:w="1051" w:type="dxa"/>
+            <w:tcW w:w="904" w:type="dxa"/>
             <w:tcBorders/>
           </w:tcPr>
           <w:p>
             <w:pPr>
               <w:pStyle w:val="Compact"/>
-              <w:widowControl/>
+              <w:widowControl w:val="false"/>
+              <w:suppressAutoHyphens w:val="true"/>
               <w:spacing w:before="36" w:after="36"/>
               <w:jc w:val="left"/>
               <w:rPr>
@@ -3159,13 +3204,14 @@
         </w:tc>
         <w:tc>
           <w:tcPr>
-            <w:tcW w:w="1051" w:type="dxa"/>
+            <w:tcW w:w="905" w:type="dxa"/>
             <w:tcBorders/>
           </w:tcPr>
           <w:p>
             <w:pPr>
               <w:pStyle w:val="Compact"/>
-              <w:widowControl/>
+              <w:widowControl w:val="false"/>
+              <w:suppressAutoHyphens w:val="true"/>
               <w:spacing w:before="36" w:after="36"/>
               <w:jc w:val="left"/>
               <w:rPr>
@@ -3190,13 +3236,14 @@
         </w:tc>
         <w:tc>
           <w:tcPr>
-            <w:tcW w:w="1052" w:type="dxa"/>
+            <w:tcW w:w="906" w:type="dxa"/>
             <w:tcBorders/>
           </w:tcPr>
           <w:p>
             <w:pPr>
               <w:pStyle w:val="Compact"/>
-              <w:widowControl/>
+              <w:widowControl w:val="false"/>
+              <w:suppressAutoHyphens w:val="true"/>
               <w:spacing w:before="36" w:after="36"/>
               <w:jc w:val="left"/>
               <w:rPr>
@@ -3231,7 +3278,7 @@
           <w:szCs w:val="20"/>
         </w:rPr>
       </w:pPr>
-      <w:bookmarkStart w:id="27" w:name="X1fa9b09dafd8c27087b30697e0ec6db6a974b06"/>
+      <w:bookmarkStart w:id="22" w:name="X1fa9b09dafd8c27087b30697e0ec6db6a974b06"/>
       <w:r>
         <w:rPr>
           <w:i/>
@@ -3241,7 +3288,7 @@
         </w:rPr>
         <w:t>Note: The rule-based approach catastrophically scores 0.0 on multi-page stitched tables because it intrinsically cannot merge disjointed tables without repeating titles. Similarly, it fails on sparse tables due to “ghost column” rendering.</w:t>
       </w:r>
-      <w:bookmarkEnd w:id="27"/>
+      <w:bookmarkEnd w:id="22"/>
     </w:p>
     <w:p>
       <w:pPr>
@@ -3251,7 +3298,7 @@
           <w:szCs w:val="20"/>
         </w:rPr>
       </w:pPr>
-      <w:bookmarkStart w:id="28" w:name="concrete-parsing-examples"/>
+      <w:bookmarkStart w:id="23" w:name="concrete-parsing-examples"/>
       <w:r>
         <w:rPr>
           <w:sz w:val="20"/>
@@ -3268,7 +3315,7 @@
           <w:szCs w:val="20"/>
         </w:rPr>
       </w:pPr>
-      <w:bookmarkStart w:id="29" w:name="Xb808cf8e18478ec16b14f99a852fc2bb170805f"/>
+      <w:bookmarkStart w:id="24" w:name="Xb808cf8e18478ec16b14f99a852fc2bb170805f"/>
       <w:r>
         <w:rPr>
           <w:sz w:val="20"/>
@@ -3286,10 +3333,7 @@
         </w:rPr>
       </w:pPr>
       <w:r>
-        <w:rPr>
-          <w:sz w:val="20"/>
-          <w:szCs w:val="20"/>
-        </w:rPr>
+        <w:rPr/>
         <w:drawing>
           <wp:inline distT="0" distB="0" distL="0" distR="0">
             <wp:extent cx="5334000" cy="1778000"/>
@@ -3434,7 +3478,7 @@
         </w:rPr>
         <w:t>) that were physically split across the page boundary, producing a flawless markdown table.</w:t>
       </w:r>
-      <w:bookmarkEnd w:id="29"/>
+      <w:bookmarkEnd w:id="24"/>
     </w:p>
     <w:p>
       <w:pPr>
@@ -3444,7 +3488,7 @@
           <w:szCs w:val="20"/>
         </w:rPr>
       </w:pPr>
-      <w:bookmarkStart w:id="30" w:name="X3be465e4422b8a9cd40ffd0d3e1fa55427f5f35"/>
+      <w:bookmarkStart w:id="25" w:name="X3be465e4422b8a9cd40ffd0d3e1fa55427f5f35"/>
       <w:r>
         <w:rPr>
           <w:sz w:val="20"/>
@@ -3489,8 +3533,8 @@
         </w:rPr>
         <w:t>: The Vision LLM perfectly mapped the sparse cells, interpreting the empty spaces as structural alignment rather than shifting data to the left. Furthermore, it intelligently absorbed the repeating column headers as layout artifacts, preventing the markdown table from being broken up by redundant header rows.</w:t>
       </w:r>
-      <w:bookmarkEnd w:id="28"/>
-      <w:bookmarkEnd w:id="30"/>
+      <w:bookmarkEnd w:id="23"/>
+      <w:bookmarkEnd w:id="25"/>
     </w:p>
     <w:p>
       <w:pPr>
@@ -3500,7 +3544,7 @@
           <w:szCs w:val="20"/>
         </w:rPr>
       </w:pPr>
-      <w:bookmarkStart w:id="31" w:name="qualitative-findings"/>
+      <w:bookmarkStart w:id="26" w:name="qualitative-findings"/>
       <w:r>
         <w:rPr>
           <w:sz w:val="20"/>
@@ -3514,7 +3558,7 @@
         <w:pStyle w:val="Compact"/>
         <w:numPr>
           <w:ilvl w:val="0"/>
-          <w:numId w:val="38"/>
+          <w:numId w:val="53"/>
         </w:numPr>
         <w:rPr>
           <w:sz w:val="20"/>
@@ -3543,7 +3587,7 @@
         <w:pStyle w:val="Compact"/>
         <w:numPr>
           <w:ilvl w:val="0"/>
-          <w:numId w:val="39"/>
+          <w:numId w:val="54"/>
         </w:numPr>
         <w:rPr>
           <w:sz w:val="20"/>
@@ -3566,8 +3610,8 @@
         </w:rPr>
         <w:t>: The VLM demonstrated emergent capabilities, such as correcting minor OCR artifacts by inferring the word from context (e.g., correcting “0xO1” to “0x01” in hex columns).</w:t>
       </w:r>
-      <w:bookmarkEnd w:id="24"/>
-      <w:bookmarkEnd w:id="31"/>
+      <w:bookmarkEnd w:id="20"/>
+      <w:bookmarkEnd w:id="26"/>
     </w:p>
     <w:p>
       <w:pPr>
@@ -3577,7 +3621,7 @@
           <w:szCs w:val="20"/>
         </w:rPr>
       </w:pPr>
-      <w:bookmarkStart w:id="32" w:name="conclusion"/>
+      <w:bookmarkStart w:id="27" w:name="conclusion"/>
       <w:r>
         <w:rPr>
           <w:sz w:val="20"/>
@@ -3710,7 +3754,7 @@
         <w:t xml:space="preserve">, while </w:t>
       </w:r>
       <w:bookmarkEnd w:id="0"/>
-      <w:bookmarkEnd w:id="32"/>
+      <w:bookmarkEnd w:id="27"/>
     </w:p>
     <w:p>
       <w:pPr>
@@ -3838,10 +3882,10 @@
         <w:sectPr>
           <w:type w:val="continuous"/>
           <w:pgSz w:w="12240" w:h="15840"/>
-          <w:pgMar w:left="720" w:right="750" w:gutter="0" w:header="0" w:top="1440" w:footer="0" w:bottom="1440"/>
+          <w:pgMar w:left="1440" w:right="1440" w:gutter="0" w:header="0" w:top="1440" w:footer="0" w:bottom="1440"/>
           <w:cols w:num="2" w:equalWidth="false" w:sep="false">
-            <w:col w:w="5256" w:space="288"/>
-            <w:col w:w="5226"/>
+            <w:col w:w="4548" w:space="288"/>
+            <w:col w:w="4523"/>
           </w:cols>
           <w:formProt w:val="false"/>
           <w:textDirection w:val="lrTb"/>
@@ -3849,11 +3893,24 @@
         </w:sectPr>
       </w:pPr>
     </w:p>
+    <w:p>
+      <w:pPr>
+        <w:pStyle w:val="Normal"/>
+        <w:widowControl/>
+        <w:suppressAutoHyphens w:val="true"/>
+        <w:bidi w:val="0"/>
+        <w:spacing w:before="0" w:after="200"/>
+        <w:jc w:val="left"/>
+        <w:rPr/>
+      </w:pPr>
+      <w:r>
+        <w:rPr/>
+      </w:r>
+    </w:p>
     <w:sectPr>
       <w:type w:val="continuous"/>
       <w:pgSz w:w="12240" w:h="15840"/>
       <w:pgMar w:left="1440" w:right="1440" w:gutter="0" w:header="0" w:top="1440" w:footer="0" w:bottom="1440"/>
-      <w:pgNumType w:fmt="decimal"/>
       <w:formProt w:val="false"/>
       <w:textDirection w:val="lrTb"/>
       <w:docGrid w:type="default" w:linePitch="100" w:charSpace="0"/>
@@ -4121,8 +4178,9 @@
   </w:abstractNum>
   <w:abstractNum w:abstractNumId="3">
     <w:lvl w:ilvl="0">
-      <w:numFmt w:val="bullet"/>
-      <w:lvlText w:val=""/>
+      <w:start w:val="1"/>
+      <w:numFmt w:val="decimal"/>
+      <w:lvlText w:val="%1."/>
       <w:lvlJc w:val="left"/>
       <w:pPr>
         <w:tabs>
@@ -4130,14 +4188,12 @@
         </w:tabs>
         <w:ind w:left="720" w:hanging="480"/>
       </w:pPr>
-      <w:rPr>
-        <w:rFonts w:ascii="Symbol" w:hAnsi="Symbol" w:cs="Symbol" w:hint="default"/>
-      </w:rPr>
+      <w:rPr/>
     </w:lvl>
     <w:lvl w:ilvl="1">
-      <w:start w:val="0"/>
-      <w:numFmt w:val="bullet"/>
-      <w:lvlText w:val=""/>
+      <w:start w:val="1"/>
+      <w:numFmt w:val="decimal"/>
+      <w:lvlText w:val="%2."/>
       <w:lvlJc w:val="left"/>
       <w:pPr>
         <w:tabs>
@@ -4145,14 +4201,12 @@
         </w:tabs>
         <w:ind w:left="1440" w:hanging="480"/>
       </w:pPr>
-      <w:rPr>
-        <w:rFonts w:ascii="Symbol" w:hAnsi="Symbol" w:cs="Symbol" w:hint="default"/>
-      </w:rPr>
+      <w:rPr/>
     </w:lvl>
     <w:lvl w:ilvl="2">
-      <w:start w:val="0"/>
-      <w:numFmt w:val="bullet"/>
-      <w:lvlText w:val=""/>
+      <w:start w:val="1"/>
+      <w:numFmt w:val="decimal"/>
+      <w:lvlText w:val="%3."/>
       <w:lvlJc w:val="left"/>
       <w:pPr>
         <w:tabs>
@@ -4160,14 +4214,12 @@
         </w:tabs>
         <w:ind w:left="2160" w:hanging="480"/>
       </w:pPr>
-      <w:rPr>
-        <w:rFonts w:ascii="Symbol" w:hAnsi="Symbol" w:cs="Symbol" w:hint="default"/>
-      </w:rPr>
+      <w:rPr/>
     </w:lvl>
     <w:lvl w:ilvl="3">
-      <w:start w:val="0"/>
-      <w:numFmt w:val="bullet"/>
-      <w:lvlText w:val=""/>
+      <w:start w:val="1"/>
+      <w:numFmt w:val="decimal"/>
+      <w:lvlText w:val="%4."/>
       <w:lvlJc w:val="left"/>
       <w:pPr>
         <w:tabs>
@@ -4175,14 +4227,12 @@
         </w:tabs>
         <w:ind w:left="2880" w:hanging="480"/>
       </w:pPr>
-      <w:rPr>
-        <w:rFonts w:ascii="Symbol" w:hAnsi="Symbol" w:cs="Symbol" w:hint="default"/>
-      </w:rPr>
+      <w:rPr/>
     </w:lvl>
     <w:lvl w:ilvl="4">
-      <w:start w:val="0"/>
-      <w:numFmt w:val="bullet"/>
-      <w:lvlText w:val=""/>
+      <w:start w:val="1"/>
+      <w:numFmt w:val="decimal"/>
+      <w:lvlText w:val="%5."/>
       <w:lvlJc w:val="left"/>
       <w:pPr>
         <w:tabs>
@@ -4190,14 +4240,12 @@
         </w:tabs>
         <w:ind w:left="3600" w:hanging="480"/>
       </w:pPr>
-      <w:rPr>
-        <w:rFonts w:ascii="Symbol" w:hAnsi="Symbol" w:cs="Symbol" w:hint="default"/>
-      </w:rPr>
+      <w:rPr/>
     </w:lvl>
     <w:lvl w:ilvl="5">
-      <w:start w:val="0"/>
-      <w:numFmt w:val="bullet"/>
-      <w:lvlText w:val=""/>
+      <w:start w:val="1"/>
+      <w:numFmt w:val="decimal"/>
+      <w:lvlText w:val="%6."/>
       <w:lvlJc w:val="left"/>
       <w:pPr>
         <w:tabs>
@@ -4205,14 +4253,12 @@
         </w:tabs>
         <w:ind w:left="4320" w:hanging="480"/>
       </w:pPr>
-      <w:rPr>
-        <w:rFonts w:ascii="Symbol" w:hAnsi="Symbol" w:cs="Symbol" w:hint="default"/>
-      </w:rPr>
+      <w:rPr/>
     </w:lvl>
     <w:lvl w:ilvl="6">
-      <w:start w:val="0"/>
-      <w:numFmt w:val="bullet"/>
-      <w:lvlText w:val=""/>
+      <w:start w:val="1"/>
+      <w:numFmt w:val="decimal"/>
+      <w:lvlText w:val="%7."/>
       <w:lvlJc w:val="left"/>
       <w:pPr>
         <w:tabs>
@@ -4220,14 +4266,12 @@
         </w:tabs>
         <w:ind w:left="5040" w:hanging="480"/>
       </w:pPr>
-      <w:rPr>
-        <w:rFonts w:ascii="Symbol" w:hAnsi="Symbol" w:cs="Symbol" w:hint="default"/>
-      </w:rPr>
+      <w:rPr/>
     </w:lvl>
     <w:lvl w:ilvl="7">
-      <w:start w:val="0"/>
-      <w:numFmt w:val="bullet"/>
-      <w:lvlText w:val=""/>
+      <w:start w:val="1"/>
+      <w:numFmt w:val="decimal"/>
+      <w:lvlText w:val="%8."/>
       <w:lvlJc w:val="left"/>
       <w:pPr>
         <w:tabs>
@@ -4235,14 +4279,12 @@
         </w:tabs>
         <w:ind w:left="5760" w:hanging="480"/>
       </w:pPr>
-      <w:rPr>
-        <w:rFonts w:ascii="Symbol" w:hAnsi="Symbol" w:cs="Symbol" w:hint="default"/>
-      </w:rPr>
+      <w:rPr/>
     </w:lvl>
     <w:lvl w:ilvl="8">
-      <w:start w:val="0"/>
-      <w:numFmt w:val="bullet"/>
-      <w:lvlText w:val=""/>
+      <w:start w:val="1"/>
+      <w:numFmt w:val="decimal"/>
+      <w:lvlText w:val="%9."/>
       <w:lvlJc w:val="left"/>
       <w:pPr>
         <w:tabs>
@@ -4250,9 +4292,7 @@
         </w:tabs>
         <w:ind w:left="6480" w:hanging="480"/>
       </w:pPr>
-      <w:rPr>
-        <w:rFonts w:ascii="Symbol" w:hAnsi="Symbol" w:cs="Symbol" w:hint="default"/>
-      </w:rPr>
+      <w:rPr/>
     </w:lvl>
   </w:abstractNum>
   <w:abstractNum w:abstractNumId="4">
@@ -4528,6 +4568,822 @@
     </w:lvl>
   </w:abstractNum>
   <w:abstractNum w:abstractNumId="6">
+    <w:lvl w:ilvl="0">
+      <w:numFmt w:val="bullet"/>
+      <w:lvlText w:val=""/>
+      <w:lvlJc w:val="left"/>
+      <w:pPr>
+        <w:tabs>
+          <w:tab w:val="num" w:pos="0"/>
+        </w:tabs>
+        <w:ind w:left="720" w:hanging="480"/>
+      </w:pPr>
+      <w:rPr>
+        <w:rFonts w:ascii="Symbol" w:hAnsi="Symbol" w:cs="Symbol" w:hint="default"/>
+      </w:rPr>
+    </w:lvl>
+    <w:lvl w:ilvl="1">
+      <w:start w:val="0"/>
+      <w:numFmt w:val="bullet"/>
+      <w:lvlText w:val=""/>
+      <w:lvlJc w:val="left"/>
+      <w:pPr>
+        <w:tabs>
+          <w:tab w:val="num" w:pos="0"/>
+        </w:tabs>
+        <w:ind w:left="1440" w:hanging="480"/>
+      </w:pPr>
+      <w:rPr>
+        <w:rFonts w:ascii="Symbol" w:hAnsi="Symbol" w:cs="Symbol" w:hint="default"/>
+      </w:rPr>
+    </w:lvl>
+    <w:lvl w:ilvl="2">
+      <w:start w:val="0"/>
+      <w:numFmt w:val="bullet"/>
+      <w:lvlText w:val=""/>
+      <w:lvlJc w:val="left"/>
+      <w:pPr>
+        <w:tabs>
+          <w:tab w:val="num" w:pos="0"/>
+        </w:tabs>
+        <w:ind w:left="2160" w:hanging="480"/>
+      </w:pPr>
+      <w:rPr>
+        <w:rFonts w:ascii="Symbol" w:hAnsi="Symbol" w:cs="Symbol" w:hint="default"/>
+      </w:rPr>
+    </w:lvl>
+    <w:lvl w:ilvl="3">
+      <w:start w:val="0"/>
+      <w:numFmt w:val="bullet"/>
+      <w:lvlText w:val=""/>
+      <w:lvlJc w:val="left"/>
+      <w:pPr>
+        <w:tabs>
+          <w:tab w:val="num" w:pos="0"/>
+        </w:tabs>
+        <w:ind w:left="2880" w:hanging="480"/>
+      </w:pPr>
+      <w:rPr>
+        <w:rFonts w:ascii="Symbol" w:hAnsi="Symbol" w:cs="Symbol" w:hint="default"/>
+      </w:rPr>
+    </w:lvl>
+    <w:lvl w:ilvl="4">
+      <w:start w:val="0"/>
+      <w:numFmt w:val="bullet"/>
+      <w:lvlText w:val=""/>
+      <w:lvlJc w:val="left"/>
+      <w:pPr>
+        <w:tabs>
+          <w:tab w:val="num" w:pos="0"/>
+        </w:tabs>
+        <w:ind w:left="3600" w:hanging="480"/>
+      </w:pPr>
+      <w:rPr>
+        <w:rFonts w:ascii="Symbol" w:hAnsi="Symbol" w:cs="Symbol" w:hint="default"/>
+      </w:rPr>
+    </w:lvl>
+    <w:lvl w:ilvl="5">
+      <w:start w:val="0"/>
+      <w:numFmt w:val="bullet"/>
+      <w:lvlText w:val=""/>
+      <w:lvlJc w:val="left"/>
+      <w:pPr>
+        <w:tabs>
+          <w:tab w:val="num" w:pos="0"/>
+        </w:tabs>
+        <w:ind w:left="4320" w:hanging="480"/>
+      </w:pPr>
+      <w:rPr>
+        <w:rFonts w:ascii="Symbol" w:hAnsi="Symbol" w:cs="Symbol" w:hint="default"/>
+      </w:rPr>
+    </w:lvl>
+    <w:lvl w:ilvl="6">
+      <w:start w:val="0"/>
+      <w:numFmt w:val="bullet"/>
+      <w:lvlText w:val=""/>
+      <w:lvlJc w:val="left"/>
+      <w:pPr>
+        <w:tabs>
+          <w:tab w:val="num" w:pos="0"/>
+        </w:tabs>
+        <w:ind w:left="5040" w:hanging="480"/>
+      </w:pPr>
+      <w:rPr>
+        <w:rFonts w:ascii="Symbol" w:hAnsi="Symbol" w:cs="Symbol" w:hint="default"/>
+      </w:rPr>
+    </w:lvl>
+    <w:lvl w:ilvl="7">
+      <w:start w:val="0"/>
+      <w:numFmt w:val="bullet"/>
+      <w:lvlText w:val=""/>
+      <w:lvlJc w:val="left"/>
+      <w:pPr>
+        <w:tabs>
+          <w:tab w:val="num" w:pos="0"/>
+        </w:tabs>
+        <w:ind w:left="5760" w:hanging="480"/>
+      </w:pPr>
+      <w:rPr>
+        <w:rFonts w:ascii="Symbol" w:hAnsi="Symbol" w:cs="Symbol" w:hint="default"/>
+      </w:rPr>
+    </w:lvl>
+    <w:lvl w:ilvl="8">
+      <w:start w:val="0"/>
+      <w:numFmt w:val="bullet"/>
+      <w:lvlText w:val=""/>
+      <w:lvlJc w:val="left"/>
+      <w:pPr>
+        <w:tabs>
+          <w:tab w:val="num" w:pos="0"/>
+        </w:tabs>
+        <w:ind w:left="6480" w:hanging="480"/>
+      </w:pPr>
+      <w:rPr>
+        <w:rFonts w:ascii="Symbol" w:hAnsi="Symbol" w:cs="Symbol" w:hint="default"/>
+      </w:rPr>
+    </w:lvl>
+  </w:abstractNum>
+  <w:abstractNum w:abstractNumId="7">
+    <w:lvl w:ilvl="0">
+      <w:numFmt w:val="bullet"/>
+      <w:lvlText w:val=""/>
+      <w:lvlJc w:val="left"/>
+      <w:pPr>
+        <w:tabs>
+          <w:tab w:val="num" w:pos="0"/>
+        </w:tabs>
+        <w:ind w:left="720" w:hanging="480"/>
+      </w:pPr>
+      <w:rPr>
+        <w:rFonts w:ascii="Symbol" w:hAnsi="Symbol" w:cs="Symbol" w:hint="default"/>
+      </w:rPr>
+    </w:lvl>
+    <w:lvl w:ilvl="1">
+      <w:start w:val="0"/>
+      <w:numFmt w:val="bullet"/>
+      <w:lvlText w:val=""/>
+      <w:lvlJc w:val="left"/>
+      <w:pPr>
+        <w:tabs>
+          <w:tab w:val="num" w:pos="0"/>
+        </w:tabs>
+        <w:ind w:left="1440" w:hanging="480"/>
+      </w:pPr>
+      <w:rPr>
+        <w:rFonts w:ascii="Symbol" w:hAnsi="Symbol" w:cs="Symbol" w:hint="default"/>
+      </w:rPr>
+    </w:lvl>
+    <w:lvl w:ilvl="2">
+      <w:start w:val="0"/>
+      <w:numFmt w:val="bullet"/>
+      <w:lvlText w:val=""/>
+      <w:lvlJc w:val="left"/>
+      <w:pPr>
+        <w:tabs>
+          <w:tab w:val="num" w:pos="0"/>
+        </w:tabs>
+        <w:ind w:left="2160" w:hanging="480"/>
+      </w:pPr>
+      <w:rPr>
+        <w:rFonts w:ascii="Symbol" w:hAnsi="Symbol" w:cs="Symbol" w:hint="default"/>
+      </w:rPr>
+    </w:lvl>
+    <w:lvl w:ilvl="3">
+      <w:start w:val="0"/>
+      <w:numFmt w:val="bullet"/>
+      <w:lvlText w:val=""/>
+      <w:lvlJc w:val="left"/>
+      <w:pPr>
+        <w:tabs>
+          <w:tab w:val="num" w:pos="0"/>
+        </w:tabs>
+        <w:ind w:left="2880" w:hanging="480"/>
+      </w:pPr>
+      <w:rPr>
+        <w:rFonts w:ascii="Symbol" w:hAnsi="Symbol" w:cs="Symbol" w:hint="default"/>
+      </w:rPr>
+    </w:lvl>
+    <w:lvl w:ilvl="4">
+      <w:start w:val="0"/>
+      <w:numFmt w:val="bullet"/>
+      <w:lvlText w:val=""/>
+      <w:lvlJc w:val="left"/>
+      <w:pPr>
+        <w:tabs>
+          <w:tab w:val="num" w:pos="0"/>
+        </w:tabs>
+        <w:ind w:left="3600" w:hanging="480"/>
+      </w:pPr>
+      <w:rPr>
+        <w:rFonts w:ascii="Symbol" w:hAnsi="Symbol" w:cs="Symbol" w:hint="default"/>
+      </w:rPr>
+    </w:lvl>
+    <w:lvl w:ilvl="5">
+      <w:start w:val="0"/>
+      <w:numFmt w:val="bullet"/>
+      <w:lvlText w:val=""/>
+      <w:lvlJc w:val="left"/>
+      <w:pPr>
+        <w:tabs>
+          <w:tab w:val="num" w:pos="0"/>
+        </w:tabs>
+        <w:ind w:left="4320" w:hanging="480"/>
+      </w:pPr>
+      <w:rPr>
+        <w:rFonts w:ascii="Symbol" w:hAnsi="Symbol" w:cs="Symbol" w:hint="default"/>
+      </w:rPr>
+    </w:lvl>
+    <w:lvl w:ilvl="6">
+      <w:start w:val="0"/>
+      <w:numFmt w:val="bullet"/>
+      <w:lvlText w:val=""/>
+      <w:lvlJc w:val="left"/>
+      <w:pPr>
+        <w:tabs>
+          <w:tab w:val="num" w:pos="0"/>
+        </w:tabs>
+        <w:ind w:left="5040" w:hanging="480"/>
+      </w:pPr>
+      <w:rPr>
+        <w:rFonts w:ascii="Symbol" w:hAnsi="Symbol" w:cs="Symbol" w:hint="default"/>
+      </w:rPr>
+    </w:lvl>
+    <w:lvl w:ilvl="7">
+      <w:start w:val="0"/>
+      <w:numFmt w:val="bullet"/>
+      <w:lvlText w:val=""/>
+      <w:lvlJc w:val="left"/>
+      <w:pPr>
+        <w:tabs>
+          <w:tab w:val="num" w:pos="0"/>
+        </w:tabs>
+        <w:ind w:left="5760" w:hanging="480"/>
+      </w:pPr>
+      <w:rPr>
+        <w:rFonts w:ascii="Symbol" w:hAnsi="Symbol" w:cs="Symbol" w:hint="default"/>
+      </w:rPr>
+    </w:lvl>
+    <w:lvl w:ilvl="8">
+      <w:start w:val="0"/>
+      <w:numFmt w:val="bullet"/>
+      <w:lvlText w:val=""/>
+      <w:lvlJc w:val="left"/>
+      <w:pPr>
+        <w:tabs>
+          <w:tab w:val="num" w:pos="0"/>
+        </w:tabs>
+        <w:ind w:left="6480" w:hanging="480"/>
+      </w:pPr>
+      <w:rPr>
+        <w:rFonts w:ascii="Symbol" w:hAnsi="Symbol" w:cs="Symbol" w:hint="default"/>
+      </w:rPr>
+    </w:lvl>
+  </w:abstractNum>
+  <w:abstractNum w:abstractNumId="8">
+    <w:lvl w:ilvl="0">
+      <w:numFmt w:val="bullet"/>
+      <w:lvlText w:val=""/>
+      <w:lvlJc w:val="left"/>
+      <w:pPr>
+        <w:tabs>
+          <w:tab w:val="num" w:pos="0"/>
+        </w:tabs>
+        <w:ind w:left="720" w:hanging="480"/>
+      </w:pPr>
+      <w:rPr>
+        <w:rFonts w:ascii="Symbol" w:hAnsi="Symbol" w:cs="Symbol" w:hint="default"/>
+      </w:rPr>
+    </w:lvl>
+    <w:lvl w:ilvl="1">
+      <w:start w:val="0"/>
+      <w:numFmt w:val="bullet"/>
+      <w:lvlText w:val=""/>
+      <w:lvlJc w:val="left"/>
+      <w:pPr>
+        <w:tabs>
+          <w:tab w:val="num" w:pos="0"/>
+        </w:tabs>
+        <w:ind w:left="1440" w:hanging="480"/>
+      </w:pPr>
+      <w:rPr>
+        <w:rFonts w:ascii="Symbol" w:hAnsi="Symbol" w:cs="Symbol" w:hint="default"/>
+      </w:rPr>
+    </w:lvl>
+    <w:lvl w:ilvl="2">
+      <w:start w:val="0"/>
+      <w:numFmt w:val="bullet"/>
+      <w:lvlText w:val=""/>
+      <w:lvlJc w:val="left"/>
+      <w:pPr>
+        <w:tabs>
+          <w:tab w:val="num" w:pos="0"/>
+        </w:tabs>
+        <w:ind w:left="2160" w:hanging="480"/>
+      </w:pPr>
+      <w:rPr>
+        <w:rFonts w:ascii="Symbol" w:hAnsi="Symbol" w:cs="Symbol" w:hint="default"/>
+      </w:rPr>
+    </w:lvl>
+    <w:lvl w:ilvl="3">
+      <w:start w:val="0"/>
+      <w:numFmt w:val="bullet"/>
+      <w:lvlText w:val=""/>
+      <w:lvlJc w:val="left"/>
+      <w:pPr>
+        <w:tabs>
+          <w:tab w:val="num" w:pos="0"/>
+        </w:tabs>
+        <w:ind w:left="2880" w:hanging="480"/>
+      </w:pPr>
+      <w:rPr>
+        <w:rFonts w:ascii="Symbol" w:hAnsi="Symbol" w:cs="Symbol" w:hint="default"/>
+      </w:rPr>
+    </w:lvl>
+    <w:lvl w:ilvl="4">
+      <w:start w:val="0"/>
+      <w:numFmt w:val="bullet"/>
+      <w:lvlText w:val=""/>
+      <w:lvlJc w:val="left"/>
+      <w:pPr>
+        <w:tabs>
+          <w:tab w:val="num" w:pos="0"/>
+        </w:tabs>
+        <w:ind w:left="3600" w:hanging="480"/>
+      </w:pPr>
+      <w:rPr>
+        <w:rFonts w:ascii="Symbol" w:hAnsi="Symbol" w:cs="Symbol" w:hint="default"/>
+      </w:rPr>
+    </w:lvl>
+    <w:lvl w:ilvl="5">
+      <w:start w:val="0"/>
+      <w:numFmt w:val="bullet"/>
+      <w:lvlText w:val=""/>
+      <w:lvlJc w:val="left"/>
+      <w:pPr>
+        <w:tabs>
+          <w:tab w:val="num" w:pos="0"/>
+        </w:tabs>
+        <w:ind w:left="4320" w:hanging="480"/>
+      </w:pPr>
+      <w:rPr>
+        <w:rFonts w:ascii="Symbol" w:hAnsi="Symbol" w:cs="Symbol" w:hint="default"/>
+      </w:rPr>
+    </w:lvl>
+    <w:lvl w:ilvl="6">
+      <w:start w:val="0"/>
+      <w:numFmt w:val="bullet"/>
+      <w:lvlText w:val=""/>
+      <w:lvlJc w:val="left"/>
+      <w:pPr>
+        <w:tabs>
+          <w:tab w:val="num" w:pos="0"/>
+        </w:tabs>
+        <w:ind w:left="5040" w:hanging="480"/>
+      </w:pPr>
+      <w:rPr>
+        <w:rFonts w:ascii="Symbol" w:hAnsi="Symbol" w:cs="Symbol" w:hint="default"/>
+      </w:rPr>
+    </w:lvl>
+    <w:lvl w:ilvl="7">
+      <w:start w:val="0"/>
+      <w:numFmt w:val="bullet"/>
+      <w:lvlText w:val=""/>
+      <w:lvlJc w:val="left"/>
+      <w:pPr>
+        <w:tabs>
+          <w:tab w:val="num" w:pos="0"/>
+        </w:tabs>
+        <w:ind w:left="5760" w:hanging="480"/>
+      </w:pPr>
+      <w:rPr>
+        <w:rFonts w:ascii="Symbol" w:hAnsi="Symbol" w:cs="Symbol" w:hint="default"/>
+      </w:rPr>
+    </w:lvl>
+    <w:lvl w:ilvl="8">
+      <w:start w:val="0"/>
+      <w:numFmt w:val="bullet"/>
+      <w:lvlText w:val=""/>
+      <w:lvlJc w:val="left"/>
+      <w:pPr>
+        <w:tabs>
+          <w:tab w:val="num" w:pos="0"/>
+        </w:tabs>
+        <w:ind w:left="6480" w:hanging="480"/>
+      </w:pPr>
+      <w:rPr>
+        <w:rFonts w:ascii="Symbol" w:hAnsi="Symbol" w:cs="Symbol" w:hint="default"/>
+      </w:rPr>
+    </w:lvl>
+  </w:abstractNum>
+  <w:abstractNum w:abstractNumId="9">
+    <w:lvl w:ilvl="0">
+      <w:numFmt w:val="bullet"/>
+      <w:lvlText w:val=""/>
+      <w:lvlJc w:val="left"/>
+      <w:pPr>
+        <w:tabs>
+          <w:tab w:val="num" w:pos="0"/>
+        </w:tabs>
+        <w:ind w:left="720" w:hanging="480"/>
+      </w:pPr>
+      <w:rPr>
+        <w:rFonts w:ascii="Symbol" w:hAnsi="Symbol" w:cs="Symbol" w:hint="default"/>
+      </w:rPr>
+    </w:lvl>
+    <w:lvl w:ilvl="1">
+      <w:start w:val="0"/>
+      <w:numFmt w:val="bullet"/>
+      <w:lvlText w:val=""/>
+      <w:lvlJc w:val="left"/>
+      <w:pPr>
+        <w:tabs>
+          <w:tab w:val="num" w:pos="0"/>
+        </w:tabs>
+        <w:ind w:left="1440" w:hanging="480"/>
+      </w:pPr>
+      <w:rPr>
+        <w:rFonts w:ascii="Symbol" w:hAnsi="Symbol" w:cs="Symbol" w:hint="default"/>
+      </w:rPr>
+    </w:lvl>
+    <w:lvl w:ilvl="2">
+      <w:start w:val="0"/>
+      <w:numFmt w:val="bullet"/>
+      <w:lvlText w:val=""/>
+      <w:lvlJc w:val="left"/>
+      <w:pPr>
+        <w:tabs>
+          <w:tab w:val="num" w:pos="0"/>
+        </w:tabs>
+        <w:ind w:left="2160" w:hanging="480"/>
+      </w:pPr>
+      <w:rPr>
+        <w:rFonts w:ascii="Symbol" w:hAnsi="Symbol" w:cs="Symbol" w:hint="default"/>
+      </w:rPr>
+    </w:lvl>
+    <w:lvl w:ilvl="3">
+      <w:start w:val="0"/>
+      <w:numFmt w:val="bullet"/>
+      <w:lvlText w:val=""/>
+      <w:lvlJc w:val="left"/>
+      <w:pPr>
+        <w:tabs>
+          <w:tab w:val="num" w:pos="0"/>
+        </w:tabs>
+        <w:ind w:left="2880" w:hanging="480"/>
+      </w:pPr>
+      <w:rPr>
+        <w:rFonts w:ascii="Symbol" w:hAnsi="Symbol" w:cs="Symbol" w:hint="default"/>
+      </w:rPr>
+    </w:lvl>
+    <w:lvl w:ilvl="4">
+      <w:start w:val="0"/>
+      <w:numFmt w:val="bullet"/>
+      <w:lvlText w:val=""/>
+      <w:lvlJc w:val="left"/>
+      <w:pPr>
+        <w:tabs>
+          <w:tab w:val="num" w:pos="0"/>
+        </w:tabs>
+        <w:ind w:left="3600" w:hanging="480"/>
+      </w:pPr>
+      <w:rPr>
+        <w:rFonts w:ascii="Symbol" w:hAnsi="Symbol" w:cs="Symbol" w:hint="default"/>
+      </w:rPr>
+    </w:lvl>
+    <w:lvl w:ilvl="5">
+      <w:start w:val="0"/>
+      <w:numFmt w:val="bullet"/>
+      <w:lvlText w:val=""/>
+      <w:lvlJc w:val="left"/>
+      <w:pPr>
+        <w:tabs>
+          <w:tab w:val="num" w:pos="0"/>
+        </w:tabs>
+        <w:ind w:left="4320" w:hanging="480"/>
+      </w:pPr>
+      <w:rPr>
+        <w:rFonts w:ascii="Symbol" w:hAnsi="Symbol" w:cs="Symbol" w:hint="default"/>
+      </w:rPr>
+    </w:lvl>
+    <w:lvl w:ilvl="6">
+      <w:start w:val="0"/>
+      <w:numFmt w:val="bullet"/>
+      <w:lvlText w:val=""/>
+      <w:lvlJc w:val="left"/>
+      <w:pPr>
+        <w:tabs>
+          <w:tab w:val="num" w:pos="0"/>
+        </w:tabs>
+        <w:ind w:left="5040" w:hanging="480"/>
+      </w:pPr>
+      <w:rPr>
+        <w:rFonts w:ascii="Symbol" w:hAnsi="Symbol" w:cs="Symbol" w:hint="default"/>
+      </w:rPr>
+    </w:lvl>
+    <w:lvl w:ilvl="7">
+      <w:start w:val="0"/>
+      <w:numFmt w:val="bullet"/>
+      <w:lvlText w:val=""/>
+      <w:lvlJc w:val="left"/>
+      <w:pPr>
+        <w:tabs>
+          <w:tab w:val="num" w:pos="0"/>
+        </w:tabs>
+        <w:ind w:left="5760" w:hanging="480"/>
+      </w:pPr>
+      <w:rPr>
+        <w:rFonts w:ascii="Symbol" w:hAnsi="Symbol" w:cs="Symbol" w:hint="default"/>
+      </w:rPr>
+    </w:lvl>
+    <w:lvl w:ilvl="8">
+      <w:start w:val="0"/>
+      <w:numFmt w:val="bullet"/>
+      <w:lvlText w:val=""/>
+      <w:lvlJc w:val="left"/>
+      <w:pPr>
+        <w:tabs>
+          <w:tab w:val="num" w:pos="0"/>
+        </w:tabs>
+        <w:ind w:left="6480" w:hanging="480"/>
+      </w:pPr>
+      <w:rPr>
+        <w:rFonts w:ascii="Symbol" w:hAnsi="Symbol" w:cs="Symbol" w:hint="default"/>
+      </w:rPr>
+    </w:lvl>
+  </w:abstractNum>
+  <w:abstractNum w:abstractNumId="10">
+    <w:lvl w:ilvl="0">
+      <w:numFmt w:val="bullet"/>
+      <w:lvlText w:val=""/>
+      <w:lvlJc w:val="left"/>
+      <w:pPr>
+        <w:tabs>
+          <w:tab w:val="num" w:pos="0"/>
+        </w:tabs>
+        <w:ind w:left="720" w:hanging="480"/>
+      </w:pPr>
+      <w:rPr>
+        <w:rFonts w:ascii="Symbol" w:hAnsi="Symbol" w:cs="Symbol" w:hint="default"/>
+      </w:rPr>
+    </w:lvl>
+    <w:lvl w:ilvl="1">
+      <w:start w:val="0"/>
+      <w:numFmt w:val="bullet"/>
+      <w:lvlText w:val=""/>
+      <w:lvlJc w:val="left"/>
+      <w:pPr>
+        <w:tabs>
+          <w:tab w:val="num" w:pos="0"/>
+        </w:tabs>
+        <w:ind w:left="1440" w:hanging="480"/>
+      </w:pPr>
+      <w:rPr>
+        <w:rFonts w:ascii="Symbol" w:hAnsi="Symbol" w:cs="Symbol" w:hint="default"/>
+      </w:rPr>
+    </w:lvl>
+    <w:lvl w:ilvl="2">
+      <w:start w:val="0"/>
+      <w:numFmt w:val="bullet"/>
+      <w:lvlText w:val=""/>
+      <w:lvlJc w:val="left"/>
+      <w:pPr>
+        <w:tabs>
+          <w:tab w:val="num" w:pos="0"/>
+        </w:tabs>
+        <w:ind w:left="2160" w:hanging="480"/>
+      </w:pPr>
+      <w:rPr>
+        <w:rFonts w:ascii="Symbol" w:hAnsi="Symbol" w:cs="Symbol" w:hint="default"/>
+      </w:rPr>
+    </w:lvl>
+    <w:lvl w:ilvl="3">
+      <w:start w:val="0"/>
+      <w:numFmt w:val="bullet"/>
+      <w:lvlText w:val=""/>
+      <w:lvlJc w:val="left"/>
+      <w:pPr>
+        <w:tabs>
+          <w:tab w:val="num" w:pos="0"/>
+        </w:tabs>
+        <w:ind w:left="2880" w:hanging="480"/>
+      </w:pPr>
+      <w:rPr>
+        <w:rFonts w:ascii="Symbol" w:hAnsi="Symbol" w:cs="Symbol" w:hint="default"/>
+      </w:rPr>
+    </w:lvl>
+    <w:lvl w:ilvl="4">
+      <w:start w:val="0"/>
+      <w:numFmt w:val="bullet"/>
+      <w:lvlText w:val=""/>
+      <w:lvlJc w:val="left"/>
+      <w:pPr>
+        <w:tabs>
+          <w:tab w:val="num" w:pos="0"/>
+        </w:tabs>
+        <w:ind w:left="3600" w:hanging="480"/>
+      </w:pPr>
+      <w:rPr>
+        <w:rFonts w:ascii="Symbol" w:hAnsi="Symbol" w:cs="Symbol" w:hint="default"/>
+      </w:rPr>
+    </w:lvl>
+    <w:lvl w:ilvl="5">
+      <w:start w:val="0"/>
+      <w:numFmt w:val="bullet"/>
+      <w:lvlText w:val=""/>
+      <w:lvlJc w:val="left"/>
+      <w:pPr>
+        <w:tabs>
+          <w:tab w:val="num" w:pos="0"/>
+        </w:tabs>
+        <w:ind w:left="4320" w:hanging="480"/>
+      </w:pPr>
+      <w:rPr>
+        <w:rFonts w:ascii="Symbol" w:hAnsi="Symbol" w:cs="Symbol" w:hint="default"/>
+      </w:rPr>
+    </w:lvl>
+    <w:lvl w:ilvl="6">
+      <w:start w:val="0"/>
+      <w:numFmt w:val="bullet"/>
+      <w:lvlText w:val=""/>
+      <w:lvlJc w:val="left"/>
+      <w:pPr>
+        <w:tabs>
+          <w:tab w:val="num" w:pos="0"/>
+        </w:tabs>
+        <w:ind w:left="5040" w:hanging="480"/>
+      </w:pPr>
+      <w:rPr>
+        <w:rFonts w:ascii="Symbol" w:hAnsi="Symbol" w:cs="Symbol" w:hint="default"/>
+      </w:rPr>
+    </w:lvl>
+    <w:lvl w:ilvl="7">
+      <w:start w:val="0"/>
+      <w:numFmt w:val="bullet"/>
+      <w:lvlText w:val=""/>
+      <w:lvlJc w:val="left"/>
+      <w:pPr>
+        <w:tabs>
+          <w:tab w:val="num" w:pos="0"/>
+        </w:tabs>
+        <w:ind w:left="5760" w:hanging="480"/>
+      </w:pPr>
+      <w:rPr>
+        <w:rFonts w:ascii="Symbol" w:hAnsi="Symbol" w:cs="Symbol" w:hint="default"/>
+      </w:rPr>
+    </w:lvl>
+    <w:lvl w:ilvl="8">
+      <w:start w:val="0"/>
+      <w:numFmt w:val="bullet"/>
+      <w:lvlText w:val=""/>
+      <w:lvlJc w:val="left"/>
+      <w:pPr>
+        <w:tabs>
+          <w:tab w:val="num" w:pos="0"/>
+        </w:tabs>
+        <w:ind w:left="6480" w:hanging="480"/>
+      </w:pPr>
+      <w:rPr>
+        <w:rFonts w:ascii="Symbol" w:hAnsi="Symbol" w:cs="Symbol" w:hint="default"/>
+      </w:rPr>
+    </w:lvl>
+  </w:abstractNum>
+  <w:abstractNum w:abstractNumId="11">
+    <w:lvl w:ilvl="0">
+      <w:numFmt w:val="bullet"/>
+      <w:lvlText w:val=""/>
+      <w:lvlJc w:val="left"/>
+      <w:pPr>
+        <w:tabs>
+          <w:tab w:val="num" w:pos="0"/>
+        </w:tabs>
+        <w:ind w:left="720" w:hanging="480"/>
+      </w:pPr>
+      <w:rPr>
+        <w:rFonts w:ascii="Symbol" w:hAnsi="Symbol" w:cs="Symbol" w:hint="default"/>
+      </w:rPr>
+    </w:lvl>
+    <w:lvl w:ilvl="1">
+      <w:start w:val="0"/>
+      <w:numFmt w:val="bullet"/>
+      <w:lvlText w:val=""/>
+      <w:lvlJc w:val="left"/>
+      <w:pPr>
+        <w:tabs>
+          <w:tab w:val="num" w:pos="0"/>
+        </w:tabs>
+        <w:ind w:left="1440" w:hanging="480"/>
+      </w:pPr>
+      <w:rPr>
+        <w:rFonts w:ascii="Symbol" w:hAnsi="Symbol" w:cs="Symbol" w:hint="default"/>
+      </w:rPr>
+    </w:lvl>
+    <w:lvl w:ilvl="2">
+      <w:start w:val="0"/>
+      <w:numFmt w:val="bullet"/>
+      <w:lvlText w:val=""/>
+      <w:lvlJc w:val="left"/>
+      <w:pPr>
+        <w:tabs>
+          <w:tab w:val="num" w:pos="0"/>
+        </w:tabs>
+        <w:ind w:left="2160" w:hanging="480"/>
+      </w:pPr>
+      <w:rPr>
+        <w:rFonts w:ascii="Symbol" w:hAnsi="Symbol" w:cs="Symbol" w:hint="default"/>
+      </w:rPr>
+    </w:lvl>
+    <w:lvl w:ilvl="3">
+      <w:start w:val="0"/>
+      <w:numFmt w:val="bullet"/>
+      <w:lvlText w:val=""/>
+      <w:lvlJc w:val="left"/>
+      <w:pPr>
+        <w:tabs>
+          <w:tab w:val="num" w:pos="0"/>
+        </w:tabs>
+        <w:ind w:left="2880" w:hanging="480"/>
+      </w:pPr>
+      <w:rPr>
+        <w:rFonts w:ascii="Symbol" w:hAnsi="Symbol" w:cs="Symbol" w:hint="default"/>
+      </w:rPr>
+    </w:lvl>
+    <w:lvl w:ilvl="4">
+      <w:start w:val="0"/>
+      <w:numFmt w:val="bullet"/>
+      <w:lvlText w:val=""/>
+      <w:lvlJc w:val="left"/>
+      <w:pPr>
+        <w:tabs>
+          <w:tab w:val="num" w:pos="0"/>
+        </w:tabs>
+        <w:ind w:left="3600" w:hanging="480"/>
+      </w:pPr>
+      <w:rPr>
+        <w:rFonts w:ascii="Symbol" w:hAnsi="Symbol" w:cs="Symbol" w:hint="default"/>
+      </w:rPr>
+    </w:lvl>
+    <w:lvl w:ilvl="5">
+      <w:start w:val="0"/>
+      <w:numFmt w:val="bullet"/>
+      <w:lvlText w:val=""/>
+      <w:lvlJc w:val="left"/>
+      <w:pPr>
+        <w:tabs>
+          <w:tab w:val="num" w:pos="0"/>
+        </w:tabs>
+        <w:ind w:left="4320" w:hanging="480"/>
+      </w:pPr>
+      <w:rPr>
+        <w:rFonts w:ascii="Symbol" w:hAnsi="Symbol" w:cs="Symbol" w:hint="default"/>
+      </w:rPr>
+    </w:lvl>
+    <w:lvl w:ilvl="6">
+      <w:start w:val="0"/>
+      <w:numFmt w:val="bullet"/>
+      <w:lvlText w:val=""/>
+      <w:lvlJc w:val="left"/>
+      <w:pPr>
+        <w:tabs>
+          <w:tab w:val="num" w:pos="0"/>
+        </w:tabs>
+        <w:ind w:left="5040" w:hanging="480"/>
+      </w:pPr>
+      <w:rPr>
+        <w:rFonts w:ascii="Symbol" w:hAnsi="Symbol" w:cs="Symbol" w:hint="default"/>
+      </w:rPr>
+    </w:lvl>
+    <w:lvl w:ilvl="7">
+      <w:start w:val="0"/>
+      <w:numFmt w:val="bullet"/>
+      <w:lvlText w:val=""/>
+      <w:lvlJc w:val="left"/>
+      <w:pPr>
+        <w:tabs>
+          <w:tab w:val="num" w:pos="0"/>
+        </w:tabs>
+        <w:ind w:left="5760" w:hanging="480"/>
+      </w:pPr>
+      <w:rPr>
+        <w:rFonts w:ascii="Symbol" w:hAnsi="Symbol" w:cs="Symbol" w:hint="default"/>
+      </w:rPr>
+    </w:lvl>
+    <w:lvl w:ilvl="8">
+      <w:start w:val="0"/>
+      <w:numFmt w:val="bullet"/>
+      <w:lvlText w:val=""/>
+      <w:lvlJc w:val="left"/>
+      <w:pPr>
+        <w:tabs>
+          <w:tab w:val="num" w:pos="0"/>
+        </w:tabs>
+        <w:ind w:left="6480" w:hanging="480"/>
+      </w:pPr>
+      <w:rPr>
+        <w:rFonts w:ascii="Symbol" w:hAnsi="Symbol" w:cs="Symbol" w:hint="default"/>
+      </w:rPr>
+    </w:lvl>
+  </w:abstractNum>
+  <w:abstractNum w:abstractNumId="12">
     <w:lvl w:ilvl="0">
       <w:start w:val="1"/>
       <w:numFmt w:val="decimal"/>
@@ -4646,7 +5502,7 @@
       <w:rPr/>
     </w:lvl>
   </w:abstractNum>
-  <w:abstractNum w:abstractNumId="7">
+  <w:abstractNum w:abstractNumId="13">
     <w:lvl w:ilvl="0">
       <w:numFmt w:val="bullet"/>
       <w:lvlText w:val=""/>
@@ -4782,7 +5638,7 @@
       </w:rPr>
     </w:lvl>
   </w:abstractNum>
-  <w:abstractNum w:abstractNumId="8">
+  <w:abstractNum w:abstractNumId="14">
     <w:lvl w:ilvl="0">
       <w:numFmt w:val="bullet"/>
       <w:lvlText w:val=""/>
@@ -4918,7 +5774,7 @@
       </w:rPr>
     </w:lvl>
   </w:abstractNum>
-  <w:abstractNum w:abstractNumId="9">
+  <w:abstractNum w:abstractNumId="15">
     <w:lvl w:ilvl="0">
       <w:start w:val="1"/>
       <w:numFmt w:val="decimal"/>
@@ -5037,7 +5893,7 @@
       <w:rPr/>
     </w:lvl>
   </w:abstractNum>
-  <w:abstractNum w:abstractNumId="10">
+  <w:abstractNum w:abstractNumId="16">
     <w:lvl w:ilvl="0">
       <w:numFmt w:val="bullet"/>
       <w:lvlText w:val=""/>
@@ -5173,7 +6029,7 @@
       </w:rPr>
     </w:lvl>
   </w:abstractNum>
-  <w:abstractNum w:abstractNumId="11">
+  <w:abstractNum w:abstractNumId="17">
     <w:lvl w:ilvl="0">
       <w:numFmt w:val="bullet"/>
       <w:lvlText w:val=""/>
@@ -5309,10 +6165,11 @@
       </w:rPr>
     </w:lvl>
   </w:abstractNum>
-  <w:abstractNum w:abstractNumId="12">
+  <w:abstractNum w:abstractNumId="18">
     <w:lvl w:ilvl="0">
-      <w:numFmt w:val="bullet"/>
-      <w:lvlText w:val=""/>
+      <w:start w:val="1"/>
+      <w:numFmt w:val="decimal"/>
+      <w:lvlText w:val="%1."/>
       <w:lvlJc w:val="left"/>
       <w:pPr>
         <w:tabs>
@@ -5320,11 +6177,129 @@
         </w:tabs>
         <w:ind w:left="720" w:hanging="480"/>
       </w:pPr>
-      <w:rPr>
-        <w:rFonts w:ascii="Symbol" w:hAnsi="Symbol" w:cs="Symbol" w:hint="default"/>
-      </w:rPr>
+      <w:rPr/>
     </w:lvl>
     <w:lvl w:ilvl="1">
+      <w:start w:val="1"/>
+      <w:numFmt w:val="decimal"/>
+      <w:lvlText w:val="%2."/>
+      <w:lvlJc w:val="left"/>
+      <w:pPr>
+        <w:tabs>
+          <w:tab w:val="num" w:pos="0"/>
+        </w:tabs>
+        <w:ind w:left="1440" w:hanging="480"/>
+      </w:pPr>
+      <w:rPr/>
+    </w:lvl>
+    <w:lvl w:ilvl="2">
+      <w:start w:val="1"/>
+      <w:numFmt w:val="decimal"/>
+      <w:lvlText w:val="%3."/>
+      <w:lvlJc w:val="left"/>
+      <w:pPr>
+        <w:tabs>
+          <w:tab w:val="num" w:pos="0"/>
+        </w:tabs>
+        <w:ind w:left="2160" w:hanging="480"/>
+      </w:pPr>
+      <w:rPr/>
+    </w:lvl>
+    <w:lvl w:ilvl="3">
+      <w:start w:val="1"/>
+      <w:numFmt w:val="decimal"/>
+      <w:lvlText w:val="%4."/>
+      <w:lvlJc w:val="left"/>
+      <w:pPr>
+        <w:tabs>
+          <w:tab w:val="num" w:pos="0"/>
+        </w:tabs>
+        <w:ind w:left="2880" w:hanging="480"/>
+      </w:pPr>
+      <w:rPr/>
+    </w:lvl>
+    <w:lvl w:ilvl="4">
+      <w:start w:val="1"/>
+      <w:numFmt w:val="decimal"/>
+      <w:lvlText w:val="%5."/>
+      <w:lvlJc w:val="left"/>
+      <w:pPr>
+        <w:tabs>
+          <w:tab w:val="num" w:pos="0"/>
+        </w:tabs>
+        <w:ind w:left="3600" w:hanging="480"/>
+      </w:pPr>
+      <w:rPr/>
+    </w:lvl>
+    <w:lvl w:ilvl="5">
+      <w:start w:val="1"/>
+      <w:numFmt w:val="decimal"/>
+      <w:lvlText w:val="%6."/>
+      <w:lvlJc w:val="left"/>
+      <w:pPr>
+        <w:tabs>
+          <w:tab w:val="num" w:pos="0"/>
+        </w:tabs>
+        <w:ind w:left="4320" w:hanging="480"/>
+      </w:pPr>
+      <w:rPr/>
+    </w:lvl>
+    <w:lvl w:ilvl="6">
+      <w:start w:val="1"/>
+      <w:numFmt w:val="decimal"/>
+      <w:lvlText w:val="%7."/>
+      <w:lvlJc w:val="left"/>
+      <w:pPr>
+        <w:tabs>
+          <w:tab w:val="num" w:pos="0"/>
+        </w:tabs>
+        <w:ind w:left="5040" w:hanging="480"/>
+      </w:pPr>
+      <w:rPr/>
+    </w:lvl>
+    <w:lvl w:ilvl="7">
+      <w:start w:val="1"/>
+      <w:numFmt w:val="decimal"/>
+      <w:lvlText w:val="%8."/>
+      <w:lvlJc w:val="left"/>
+      <w:pPr>
+        <w:tabs>
+          <w:tab w:val="num" w:pos="0"/>
+        </w:tabs>
+        <w:ind w:left="5760" w:hanging="480"/>
+      </w:pPr>
+      <w:rPr/>
+    </w:lvl>
+    <w:lvl w:ilvl="8">
+      <w:start w:val="1"/>
+      <w:numFmt w:val="decimal"/>
+      <w:lvlText w:val="%9."/>
+      <w:lvlJc w:val="left"/>
+      <w:pPr>
+        <w:tabs>
+          <w:tab w:val="num" w:pos="0"/>
+        </w:tabs>
+        <w:ind w:left="6480" w:hanging="480"/>
+      </w:pPr>
+      <w:rPr/>
+    </w:lvl>
+  </w:abstractNum>
+  <w:abstractNum w:abstractNumId="19">
+    <w:lvl w:ilvl="0">
+      <w:numFmt w:val="bullet"/>
+      <w:lvlText w:val=""/>
+      <w:lvlJc w:val="left"/>
+      <w:pPr>
+        <w:tabs>
+          <w:tab w:val="num" w:pos="0"/>
+        </w:tabs>
+        <w:ind w:left="720" w:hanging="480"/>
+      </w:pPr>
+      <w:rPr>
+        <w:rFonts w:ascii="Symbol" w:hAnsi="Symbol" w:cs="Symbol" w:hint="default"/>
+      </w:rPr>
+    </w:lvl>
+    <w:lvl w:ilvl="1">
       <w:start w:val="0"/>
       <w:numFmt w:val="bullet"/>
       <w:lvlText w:val=""/>
@@ -5445,7 +6420,7 @@
       </w:rPr>
     </w:lvl>
   </w:abstractNum>
-  <w:abstractNum w:abstractNumId="13">
+  <w:abstractNum w:abstractNumId="20">
     <w:lvl w:ilvl="0">
       <w:numFmt w:val="bullet"/>
       <w:lvlText w:val=""/>
@@ -5581,10 +6556,11 @@
       </w:rPr>
     </w:lvl>
   </w:abstractNum>
-  <w:abstractNum w:abstractNumId="14">
+  <w:abstractNum w:abstractNumId="21">
     <w:lvl w:ilvl="0">
-      <w:numFmt w:val="bullet"/>
-      <w:lvlText w:val=""/>
+      <w:start w:val="1"/>
+      <w:numFmt w:val="decimal"/>
+      <w:lvlText w:val="%1."/>
       <w:lvlJc w:val="left"/>
       <w:pPr>
         <w:tabs>
@@ -5592,11 +6568,129 @@
         </w:tabs>
         <w:ind w:left="720" w:hanging="480"/>
       </w:pPr>
-      <w:rPr>
-        <w:rFonts w:ascii="Symbol" w:hAnsi="Symbol" w:cs="Symbol" w:hint="default"/>
-      </w:rPr>
+      <w:rPr/>
     </w:lvl>
     <w:lvl w:ilvl="1">
+      <w:start w:val="1"/>
+      <w:numFmt w:val="decimal"/>
+      <w:lvlText w:val="%2."/>
+      <w:lvlJc w:val="left"/>
+      <w:pPr>
+        <w:tabs>
+          <w:tab w:val="num" w:pos="0"/>
+        </w:tabs>
+        <w:ind w:left="1440" w:hanging="480"/>
+      </w:pPr>
+      <w:rPr/>
+    </w:lvl>
+    <w:lvl w:ilvl="2">
+      <w:start w:val="1"/>
+      <w:numFmt w:val="decimal"/>
+      <w:lvlText w:val="%3."/>
+      <w:lvlJc w:val="left"/>
+      <w:pPr>
+        <w:tabs>
+          <w:tab w:val="num" w:pos="0"/>
+        </w:tabs>
+        <w:ind w:left="2160" w:hanging="480"/>
+      </w:pPr>
+      <w:rPr/>
+    </w:lvl>
+    <w:lvl w:ilvl="3">
+      <w:start w:val="1"/>
+      <w:numFmt w:val="decimal"/>
+      <w:lvlText w:val="%4."/>
+      <w:lvlJc w:val="left"/>
+      <w:pPr>
+        <w:tabs>
+          <w:tab w:val="num" w:pos="0"/>
+        </w:tabs>
+        <w:ind w:left="2880" w:hanging="480"/>
+      </w:pPr>
+      <w:rPr/>
+    </w:lvl>
+    <w:lvl w:ilvl="4">
+      <w:start w:val="1"/>
+      <w:numFmt w:val="decimal"/>
+      <w:lvlText w:val="%5."/>
+      <w:lvlJc w:val="left"/>
+      <w:pPr>
+        <w:tabs>
+          <w:tab w:val="num" w:pos="0"/>
+        </w:tabs>
+        <w:ind w:left="3600" w:hanging="480"/>
+      </w:pPr>
+      <w:rPr/>
+    </w:lvl>
+    <w:lvl w:ilvl="5">
+      <w:start w:val="1"/>
+      <w:numFmt w:val="decimal"/>
+      <w:lvlText w:val="%6."/>
+      <w:lvlJc w:val="left"/>
+      <w:pPr>
+        <w:tabs>
+          <w:tab w:val="num" w:pos="0"/>
+        </w:tabs>
+        <w:ind w:left="4320" w:hanging="480"/>
+      </w:pPr>
+      <w:rPr/>
+    </w:lvl>
+    <w:lvl w:ilvl="6">
+      <w:start w:val="1"/>
+      <w:numFmt w:val="decimal"/>
+      <w:lvlText w:val="%7."/>
+      <w:lvlJc w:val="left"/>
+      <w:pPr>
+        <w:tabs>
+          <w:tab w:val="num" w:pos="0"/>
+        </w:tabs>
+        <w:ind w:left="5040" w:hanging="480"/>
+      </w:pPr>
+      <w:rPr/>
+    </w:lvl>
+    <w:lvl w:ilvl="7">
+      <w:start w:val="1"/>
+      <w:numFmt w:val="decimal"/>
+      <w:lvlText w:val="%8."/>
+      <w:lvlJc w:val="left"/>
+      <w:pPr>
+        <w:tabs>
+          <w:tab w:val="num" w:pos="0"/>
+        </w:tabs>
+        <w:ind w:left="5760" w:hanging="480"/>
+      </w:pPr>
+      <w:rPr/>
+    </w:lvl>
+    <w:lvl w:ilvl="8">
+      <w:start w:val="1"/>
+      <w:numFmt w:val="decimal"/>
+      <w:lvlText w:val="%9."/>
+      <w:lvlJc w:val="left"/>
+      <w:pPr>
+        <w:tabs>
+          <w:tab w:val="num" w:pos="0"/>
+        </w:tabs>
+        <w:ind w:left="6480" w:hanging="480"/>
+      </w:pPr>
+      <w:rPr/>
+    </w:lvl>
+  </w:abstractNum>
+  <w:abstractNum w:abstractNumId="22">
+    <w:lvl w:ilvl="0">
+      <w:numFmt w:val="bullet"/>
+      <w:lvlText w:val=""/>
+      <w:lvlJc w:val="left"/>
+      <w:pPr>
+        <w:tabs>
+          <w:tab w:val="num" w:pos="0"/>
+        </w:tabs>
+        <w:ind w:left="720" w:hanging="480"/>
+      </w:pPr>
+      <w:rPr>
+        <w:rFonts w:ascii="Symbol" w:hAnsi="Symbol" w:cs="Symbol" w:hint="default"/>
+      </w:rPr>
+    </w:lvl>
+    <w:lvl w:ilvl="1">
       <w:start w:val="0"/>
       <w:numFmt w:val="bullet"/>
       <w:lvlText w:val=""/>
@@ -5717,7 +6811,551 @@
       </w:rPr>
     </w:lvl>
   </w:abstractNum>
-  <w:abstractNum w:abstractNumId="15">
+  <w:abstractNum w:abstractNumId="23">
+    <w:lvl w:ilvl="0">
+      <w:numFmt w:val="bullet"/>
+      <w:lvlText w:val=""/>
+      <w:lvlJc w:val="left"/>
+      <w:pPr>
+        <w:tabs>
+          <w:tab w:val="num" w:pos="0"/>
+        </w:tabs>
+        <w:ind w:left="720" w:hanging="480"/>
+      </w:pPr>
+      <w:rPr>
+        <w:rFonts w:ascii="Symbol" w:hAnsi="Symbol" w:cs="Symbol" w:hint="default"/>
+      </w:rPr>
+    </w:lvl>
+    <w:lvl w:ilvl="1">
+      <w:start w:val="0"/>
+      <w:numFmt w:val="bullet"/>
+      <w:lvlText w:val=""/>
+      <w:lvlJc w:val="left"/>
+      <w:pPr>
+        <w:tabs>
+          <w:tab w:val="num" w:pos="0"/>
+        </w:tabs>
+        <w:ind w:left="1440" w:hanging="480"/>
+      </w:pPr>
+      <w:rPr>
+        <w:rFonts w:ascii="Symbol" w:hAnsi="Symbol" w:cs="Symbol" w:hint="default"/>
+      </w:rPr>
+    </w:lvl>
+    <w:lvl w:ilvl="2">
+      <w:start w:val="0"/>
+      <w:numFmt w:val="bullet"/>
+      <w:lvlText w:val=""/>
+      <w:lvlJc w:val="left"/>
+      <w:pPr>
+        <w:tabs>
+          <w:tab w:val="num" w:pos="0"/>
+        </w:tabs>
+        <w:ind w:left="2160" w:hanging="480"/>
+      </w:pPr>
+      <w:rPr>
+        <w:rFonts w:ascii="Symbol" w:hAnsi="Symbol" w:cs="Symbol" w:hint="default"/>
+      </w:rPr>
+    </w:lvl>
+    <w:lvl w:ilvl="3">
+      <w:start w:val="0"/>
+      <w:numFmt w:val="bullet"/>
+      <w:lvlText w:val=""/>
+      <w:lvlJc w:val="left"/>
+      <w:pPr>
+        <w:tabs>
+          <w:tab w:val="num" w:pos="0"/>
+        </w:tabs>
+        <w:ind w:left="2880" w:hanging="480"/>
+      </w:pPr>
+      <w:rPr>
+        <w:rFonts w:ascii="Symbol" w:hAnsi="Symbol" w:cs="Symbol" w:hint="default"/>
+      </w:rPr>
+    </w:lvl>
+    <w:lvl w:ilvl="4">
+      <w:start w:val="0"/>
+      <w:numFmt w:val="bullet"/>
+      <w:lvlText w:val=""/>
+      <w:lvlJc w:val="left"/>
+      <w:pPr>
+        <w:tabs>
+          <w:tab w:val="num" w:pos="0"/>
+        </w:tabs>
+        <w:ind w:left="3600" w:hanging="480"/>
+      </w:pPr>
+      <w:rPr>
+        <w:rFonts w:ascii="Symbol" w:hAnsi="Symbol" w:cs="Symbol" w:hint="default"/>
+      </w:rPr>
+    </w:lvl>
+    <w:lvl w:ilvl="5">
+      <w:start w:val="0"/>
+      <w:numFmt w:val="bullet"/>
+      <w:lvlText w:val=""/>
+      <w:lvlJc w:val="left"/>
+      <w:pPr>
+        <w:tabs>
+          <w:tab w:val="num" w:pos="0"/>
+        </w:tabs>
+        <w:ind w:left="4320" w:hanging="480"/>
+      </w:pPr>
+      <w:rPr>
+        <w:rFonts w:ascii="Symbol" w:hAnsi="Symbol" w:cs="Symbol" w:hint="default"/>
+      </w:rPr>
+    </w:lvl>
+    <w:lvl w:ilvl="6">
+      <w:start w:val="0"/>
+      <w:numFmt w:val="bullet"/>
+      <w:lvlText w:val=""/>
+      <w:lvlJc w:val="left"/>
+      <w:pPr>
+        <w:tabs>
+          <w:tab w:val="num" w:pos="0"/>
+        </w:tabs>
+        <w:ind w:left="5040" w:hanging="480"/>
+      </w:pPr>
+      <w:rPr>
+        <w:rFonts w:ascii="Symbol" w:hAnsi="Symbol" w:cs="Symbol" w:hint="default"/>
+      </w:rPr>
+    </w:lvl>
+    <w:lvl w:ilvl="7">
+      <w:start w:val="0"/>
+      <w:numFmt w:val="bullet"/>
+      <w:lvlText w:val=""/>
+      <w:lvlJc w:val="left"/>
+      <w:pPr>
+        <w:tabs>
+          <w:tab w:val="num" w:pos="0"/>
+        </w:tabs>
+        <w:ind w:left="5760" w:hanging="480"/>
+      </w:pPr>
+      <w:rPr>
+        <w:rFonts w:ascii="Symbol" w:hAnsi="Symbol" w:cs="Symbol" w:hint="default"/>
+      </w:rPr>
+    </w:lvl>
+    <w:lvl w:ilvl="8">
+      <w:start w:val="0"/>
+      <w:numFmt w:val="bullet"/>
+      <w:lvlText w:val=""/>
+      <w:lvlJc w:val="left"/>
+      <w:pPr>
+        <w:tabs>
+          <w:tab w:val="num" w:pos="0"/>
+        </w:tabs>
+        <w:ind w:left="6480" w:hanging="480"/>
+      </w:pPr>
+      <w:rPr>
+        <w:rFonts w:ascii="Symbol" w:hAnsi="Symbol" w:cs="Symbol" w:hint="default"/>
+      </w:rPr>
+    </w:lvl>
+  </w:abstractNum>
+  <w:abstractNum w:abstractNumId="24">
+    <w:lvl w:ilvl="0">
+      <w:numFmt w:val="bullet"/>
+      <w:lvlText w:val=""/>
+      <w:lvlJc w:val="left"/>
+      <w:pPr>
+        <w:tabs>
+          <w:tab w:val="num" w:pos="0"/>
+        </w:tabs>
+        <w:ind w:left="720" w:hanging="480"/>
+      </w:pPr>
+      <w:rPr>
+        <w:rFonts w:ascii="Symbol" w:hAnsi="Symbol" w:cs="Symbol" w:hint="default"/>
+      </w:rPr>
+    </w:lvl>
+    <w:lvl w:ilvl="1">
+      <w:start w:val="0"/>
+      <w:numFmt w:val="bullet"/>
+      <w:lvlText w:val=""/>
+      <w:lvlJc w:val="left"/>
+      <w:pPr>
+        <w:tabs>
+          <w:tab w:val="num" w:pos="0"/>
+        </w:tabs>
+        <w:ind w:left="1440" w:hanging="480"/>
+      </w:pPr>
+      <w:rPr>
+        <w:rFonts w:ascii="Symbol" w:hAnsi="Symbol" w:cs="Symbol" w:hint="default"/>
+      </w:rPr>
+    </w:lvl>
+    <w:lvl w:ilvl="2">
+      <w:start w:val="0"/>
+      <w:numFmt w:val="bullet"/>
+      <w:lvlText w:val=""/>
+      <w:lvlJc w:val="left"/>
+      <w:pPr>
+        <w:tabs>
+          <w:tab w:val="num" w:pos="0"/>
+        </w:tabs>
+        <w:ind w:left="2160" w:hanging="480"/>
+      </w:pPr>
+      <w:rPr>
+        <w:rFonts w:ascii="Symbol" w:hAnsi="Symbol" w:cs="Symbol" w:hint="default"/>
+      </w:rPr>
+    </w:lvl>
+    <w:lvl w:ilvl="3">
+      <w:start w:val="0"/>
+      <w:numFmt w:val="bullet"/>
+      <w:lvlText w:val=""/>
+      <w:lvlJc w:val="left"/>
+      <w:pPr>
+        <w:tabs>
+          <w:tab w:val="num" w:pos="0"/>
+        </w:tabs>
+        <w:ind w:left="2880" w:hanging="480"/>
+      </w:pPr>
+      <w:rPr>
+        <w:rFonts w:ascii="Symbol" w:hAnsi="Symbol" w:cs="Symbol" w:hint="default"/>
+      </w:rPr>
+    </w:lvl>
+    <w:lvl w:ilvl="4">
+      <w:start w:val="0"/>
+      <w:numFmt w:val="bullet"/>
+      <w:lvlText w:val=""/>
+      <w:lvlJc w:val="left"/>
+      <w:pPr>
+        <w:tabs>
+          <w:tab w:val="num" w:pos="0"/>
+        </w:tabs>
+        <w:ind w:left="3600" w:hanging="480"/>
+      </w:pPr>
+      <w:rPr>
+        <w:rFonts w:ascii="Symbol" w:hAnsi="Symbol" w:cs="Symbol" w:hint="default"/>
+      </w:rPr>
+    </w:lvl>
+    <w:lvl w:ilvl="5">
+      <w:start w:val="0"/>
+      <w:numFmt w:val="bullet"/>
+      <w:lvlText w:val=""/>
+      <w:lvlJc w:val="left"/>
+      <w:pPr>
+        <w:tabs>
+          <w:tab w:val="num" w:pos="0"/>
+        </w:tabs>
+        <w:ind w:left="4320" w:hanging="480"/>
+      </w:pPr>
+      <w:rPr>
+        <w:rFonts w:ascii="Symbol" w:hAnsi="Symbol" w:cs="Symbol" w:hint="default"/>
+      </w:rPr>
+    </w:lvl>
+    <w:lvl w:ilvl="6">
+      <w:start w:val="0"/>
+      <w:numFmt w:val="bullet"/>
+      <w:lvlText w:val=""/>
+      <w:lvlJc w:val="left"/>
+      <w:pPr>
+        <w:tabs>
+          <w:tab w:val="num" w:pos="0"/>
+        </w:tabs>
+        <w:ind w:left="5040" w:hanging="480"/>
+      </w:pPr>
+      <w:rPr>
+        <w:rFonts w:ascii="Symbol" w:hAnsi="Symbol" w:cs="Symbol" w:hint="default"/>
+      </w:rPr>
+    </w:lvl>
+    <w:lvl w:ilvl="7">
+      <w:start w:val="0"/>
+      <w:numFmt w:val="bullet"/>
+      <w:lvlText w:val=""/>
+      <w:lvlJc w:val="left"/>
+      <w:pPr>
+        <w:tabs>
+          <w:tab w:val="num" w:pos="0"/>
+        </w:tabs>
+        <w:ind w:left="5760" w:hanging="480"/>
+      </w:pPr>
+      <w:rPr>
+        <w:rFonts w:ascii="Symbol" w:hAnsi="Symbol" w:cs="Symbol" w:hint="default"/>
+      </w:rPr>
+    </w:lvl>
+    <w:lvl w:ilvl="8">
+      <w:start w:val="0"/>
+      <w:numFmt w:val="bullet"/>
+      <w:lvlText w:val=""/>
+      <w:lvlJc w:val="left"/>
+      <w:pPr>
+        <w:tabs>
+          <w:tab w:val="num" w:pos="0"/>
+        </w:tabs>
+        <w:ind w:left="6480" w:hanging="480"/>
+      </w:pPr>
+      <w:rPr>
+        <w:rFonts w:ascii="Symbol" w:hAnsi="Symbol" w:cs="Symbol" w:hint="default"/>
+      </w:rPr>
+    </w:lvl>
+  </w:abstractNum>
+  <w:abstractNum w:abstractNumId="25">
+    <w:lvl w:ilvl="0">
+      <w:numFmt w:val="bullet"/>
+      <w:lvlText w:val=""/>
+      <w:lvlJc w:val="left"/>
+      <w:pPr>
+        <w:tabs>
+          <w:tab w:val="num" w:pos="0"/>
+        </w:tabs>
+        <w:ind w:left="720" w:hanging="480"/>
+      </w:pPr>
+      <w:rPr>
+        <w:rFonts w:ascii="Symbol" w:hAnsi="Symbol" w:cs="Symbol" w:hint="default"/>
+      </w:rPr>
+    </w:lvl>
+    <w:lvl w:ilvl="1">
+      <w:start w:val="0"/>
+      <w:numFmt w:val="bullet"/>
+      <w:lvlText w:val=""/>
+      <w:lvlJc w:val="left"/>
+      <w:pPr>
+        <w:tabs>
+          <w:tab w:val="num" w:pos="0"/>
+        </w:tabs>
+        <w:ind w:left="1440" w:hanging="480"/>
+      </w:pPr>
+      <w:rPr>
+        <w:rFonts w:ascii="Symbol" w:hAnsi="Symbol" w:cs="Symbol" w:hint="default"/>
+      </w:rPr>
+    </w:lvl>
+    <w:lvl w:ilvl="2">
+      <w:start w:val="0"/>
+      <w:numFmt w:val="bullet"/>
+      <w:lvlText w:val=""/>
+      <w:lvlJc w:val="left"/>
+      <w:pPr>
+        <w:tabs>
+          <w:tab w:val="num" w:pos="0"/>
+        </w:tabs>
+        <w:ind w:left="2160" w:hanging="480"/>
+      </w:pPr>
+      <w:rPr>
+        <w:rFonts w:ascii="Symbol" w:hAnsi="Symbol" w:cs="Symbol" w:hint="default"/>
+      </w:rPr>
+    </w:lvl>
+    <w:lvl w:ilvl="3">
+      <w:start w:val="0"/>
+      <w:numFmt w:val="bullet"/>
+      <w:lvlText w:val=""/>
+      <w:lvlJc w:val="left"/>
+      <w:pPr>
+        <w:tabs>
+          <w:tab w:val="num" w:pos="0"/>
+        </w:tabs>
+        <w:ind w:left="2880" w:hanging="480"/>
+      </w:pPr>
+      <w:rPr>
+        <w:rFonts w:ascii="Symbol" w:hAnsi="Symbol" w:cs="Symbol" w:hint="default"/>
+      </w:rPr>
+    </w:lvl>
+    <w:lvl w:ilvl="4">
+      <w:start w:val="0"/>
+      <w:numFmt w:val="bullet"/>
+      <w:lvlText w:val=""/>
+      <w:lvlJc w:val="left"/>
+      <w:pPr>
+        <w:tabs>
+          <w:tab w:val="num" w:pos="0"/>
+        </w:tabs>
+        <w:ind w:left="3600" w:hanging="480"/>
+      </w:pPr>
+      <w:rPr>
+        <w:rFonts w:ascii="Symbol" w:hAnsi="Symbol" w:cs="Symbol" w:hint="default"/>
+      </w:rPr>
+    </w:lvl>
+    <w:lvl w:ilvl="5">
+      <w:start w:val="0"/>
+      <w:numFmt w:val="bullet"/>
+      <w:lvlText w:val=""/>
+      <w:lvlJc w:val="left"/>
+      <w:pPr>
+        <w:tabs>
+          <w:tab w:val="num" w:pos="0"/>
+        </w:tabs>
+        <w:ind w:left="4320" w:hanging="480"/>
+      </w:pPr>
+      <w:rPr>
+        <w:rFonts w:ascii="Symbol" w:hAnsi="Symbol" w:cs="Symbol" w:hint="default"/>
+      </w:rPr>
+    </w:lvl>
+    <w:lvl w:ilvl="6">
+      <w:start w:val="0"/>
+      <w:numFmt w:val="bullet"/>
+      <w:lvlText w:val=""/>
+      <w:lvlJc w:val="left"/>
+      <w:pPr>
+        <w:tabs>
+          <w:tab w:val="num" w:pos="0"/>
+        </w:tabs>
+        <w:ind w:left="5040" w:hanging="480"/>
+      </w:pPr>
+      <w:rPr>
+        <w:rFonts w:ascii="Symbol" w:hAnsi="Symbol" w:cs="Symbol" w:hint="default"/>
+      </w:rPr>
+    </w:lvl>
+    <w:lvl w:ilvl="7">
+      <w:start w:val="0"/>
+      <w:numFmt w:val="bullet"/>
+      <w:lvlText w:val=""/>
+      <w:lvlJc w:val="left"/>
+      <w:pPr>
+        <w:tabs>
+          <w:tab w:val="num" w:pos="0"/>
+        </w:tabs>
+        <w:ind w:left="5760" w:hanging="480"/>
+      </w:pPr>
+      <w:rPr>
+        <w:rFonts w:ascii="Symbol" w:hAnsi="Symbol" w:cs="Symbol" w:hint="default"/>
+      </w:rPr>
+    </w:lvl>
+    <w:lvl w:ilvl="8">
+      <w:start w:val="0"/>
+      <w:numFmt w:val="bullet"/>
+      <w:lvlText w:val=""/>
+      <w:lvlJc w:val="left"/>
+      <w:pPr>
+        <w:tabs>
+          <w:tab w:val="num" w:pos="0"/>
+        </w:tabs>
+        <w:ind w:left="6480" w:hanging="480"/>
+      </w:pPr>
+      <w:rPr>
+        <w:rFonts w:ascii="Symbol" w:hAnsi="Symbol" w:cs="Symbol" w:hint="default"/>
+      </w:rPr>
+    </w:lvl>
+  </w:abstractNum>
+  <w:abstractNum w:abstractNumId="26">
+    <w:lvl w:ilvl="0">
+      <w:numFmt w:val="bullet"/>
+      <w:lvlText w:val=""/>
+      <w:lvlJc w:val="left"/>
+      <w:pPr>
+        <w:tabs>
+          <w:tab w:val="num" w:pos="0"/>
+        </w:tabs>
+        <w:ind w:left="720" w:hanging="480"/>
+      </w:pPr>
+      <w:rPr>
+        <w:rFonts w:ascii="Symbol" w:hAnsi="Symbol" w:cs="Symbol" w:hint="default"/>
+      </w:rPr>
+    </w:lvl>
+    <w:lvl w:ilvl="1">
+      <w:start w:val="0"/>
+      <w:numFmt w:val="bullet"/>
+      <w:lvlText w:val=""/>
+      <w:lvlJc w:val="left"/>
+      <w:pPr>
+        <w:tabs>
+          <w:tab w:val="num" w:pos="0"/>
+        </w:tabs>
+        <w:ind w:left="1440" w:hanging="480"/>
+      </w:pPr>
+      <w:rPr>
+        <w:rFonts w:ascii="Symbol" w:hAnsi="Symbol" w:cs="Symbol" w:hint="default"/>
+      </w:rPr>
+    </w:lvl>
+    <w:lvl w:ilvl="2">
+      <w:start w:val="0"/>
+      <w:numFmt w:val="bullet"/>
+      <w:lvlText w:val=""/>
+      <w:lvlJc w:val="left"/>
+      <w:pPr>
+        <w:tabs>
+          <w:tab w:val="num" w:pos="0"/>
+        </w:tabs>
+        <w:ind w:left="2160" w:hanging="480"/>
+      </w:pPr>
+      <w:rPr>
+        <w:rFonts w:ascii="Symbol" w:hAnsi="Symbol" w:cs="Symbol" w:hint="default"/>
+      </w:rPr>
+    </w:lvl>
+    <w:lvl w:ilvl="3">
+      <w:start w:val="0"/>
+      <w:numFmt w:val="bullet"/>
+      <w:lvlText w:val=""/>
+      <w:lvlJc w:val="left"/>
+      <w:pPr>
+        <w:tabs>
+          <w:tab w:val="num" w:pos="0"/>
+        </w:tabs>
+        <w:ind w:left="2880" w:hanging="480"/>
+      </w:pPr>
+      <w:rPr>
+        <w:rFonts w:ascii="Symbol" w:hAnsi="Symbol" w:cs="Symbol" w:hint="default"/>
+      </w:rPr>
+    </w:lvl>
+    <w:lvl w:ilvl="4">
+      <w:start w:val="0"/>
+      <w:numFmt w:val="bullet"/>
+      <w:lvlText w:val=""/>
+      <w:lvlJc w:val="left"/>
+      <w:pPr>
+        <w:tabs>
+          <w:tab w:val="num" w:pos="0"/>
+        </w:tabs>
+        <w:ind w:left="3600" w:hanging="480"/>
+      </w:pPr>
+      <w:rPr>
+        <w:rFonts w:ascii="Symbol" w:hAnsi="Symbol" w:cs="Symbol" w:hint="default"/>
+      </w:rPr>
+    </w:lvl>
+    <w:lvl w:ilvl="5">
+      <w:start w:val="0"/>
+      <w:numFmt w:val="bullet"/>
+      <w:lvlText w:val=""/>
+      <w:lvlJc w:val="left"/>
+      <w:pPr>
+        <w:tabs>
+          <w:tab w:val="num" w:pos="0"/>
+        </w:tabs>
+        <w:ind w:left="4320" w:hanging="480"/>
+      </w:pPr>
+      <w:rPr>
+        <w:rFonts w:ascii="Symbol" w:hAnsi="Symbol" w:cs="Symbol" w:hint="default"/>
+      </w:rPr>
+    </w:lvl>
+    <w:lvl w:ilvl="6">
+      <w:start w:val="0"/>
+      <w:numFmt w:val="bullet"/>
+      <w:lvlText w:val=""/>
+      <w:lvlJc w:val="left"/>
+      <w:pPr>
+        <w:tabs>
+          <w:tab w:val="num" w:pos="0"/>
+        </w:tabs>
+        <w:ind w:left="5040" w:hanging="480"/>
+      </w:pPr>
+      <w:rPr>
+        <w:rFonts w:ascii="Symbol" w:hAnsi="Symbol" w:cs="Symbol" w:hint="default"/>
+      </w:rPr>
+    </w:lvl>
+    <w:lvl w:ilvl="7">
+      <w:start w:val="0"/>
+      <w:numFmt w:val="bullet"/>
+      <w:lvlText w:val=""/>
+      <w:lvlJc w:val="left"/>
+      <w:pPr>
+        <w:tabs>
+          <w:tab w:val="num" w:pos="0"/>
+        </w:tabs>
+        <w:ind w:left="5760" w:hanging="480"/>
+      </w:pPr>
+      <w:rPr>
+        <w:rFonts w:ascii="Symbol" w:hAnsi="Symbol" w:cs="Symbol" w:hint="default"/>
+      </w:rPr>
+    </w:lvl>
+    <w:lvl w:ilvl="8">
+      <w:start w:val="0"/>
+      <w:numFmt w:val="bullet"/>
+      <w:lvlText w:val=""/>
+      <w:lvlJc w:val="left"/>
+      <w:pPr>
+        <w:tabs>
+          <w:tab w:val="num" w:pos="0"/>
+        </w:tabs>
+        <w:ind w:left="6480" w:hanging="480"/>
+      </w:pPr>
+      <w:rPr>
+        <w:rFonts w:ascii="Symbol" w:hAnsi="Symbol" w:cs="Symbol" w:hint="default"/>
+      </w:rPr>
+    </w:lvl>
+  </w:abstractNum>
+  <w:abstractNum w:abstractNumId="27">
     <w:lvl w:ilvl="0">
       <w:start w:val="1"/>
       <w:numFmt w:val="none"/>
@@ -5882,58 +7520,55 @@
     <w:abstractNumId w:val="15"/>
   </w:num>
   <w:num w:numId="16">
-    <w:abstractNumId w:val="1"/>
-    <w:lvlOverride w:ilvl="0">
-      <w:startOverride w:val="1"/>
-    </w:lvlOverride>
+    <w:abstractNumId w:val="16"/>
   </w:num>
   <w:num w:numId="17">
-    <w:abstractNumId w:val="2"/>
+    <w:abstractNumId w:val="17"/>
   </w:num>
   <w:num w:numId="18">
-    <w:abstractNumId w:val="2"/>
+    <w:abstractNumId w:val="18"/>
   </w:num>
   <w:num w:numId="19">
-    <w:abstractNumId w:val="2"/>
+    <w:abstractNumId w:val="19"/>
   </w:num>
   <w:num w:numId="20">
-    <w:abstractNumId w:val="2"/>
+    <w:abstractNumId w:val="20"/>
   </w:num>
   <w:num w:numId="21">
-    <w:abstractNumId w:val="2"/>
+    <w:abstractNumId w:val="21"/>
   </w:num>
   <w:num w:numId="22">
-    <w:abstractNumId w:val="2"/>
+    <w:abstractNumId w:val="22"/>
   </w:num>
   <w:num w:numId="23">
-    <w:abstractNumId w:val="2"/>
+    <w:abstractNumId w:val="23"/>
   </w:num>
   <w:num w:numId="24">
-    <w:abstractNumId w:val="2"/>
+    <w:abstractNumId w:val="24"/>
   </w:num>
   <w:num w:numId="25">
-    <w:abstractNumId w:val="1"/>
+    <w:abstractNumId w:val="25"/>
   </w:num>
   <w:num w:numId="26">
-    <w:abstractNumId w:val="2"/>
+    <w:abstractNumId w:val="26"/>
   </w:num>
   <w:num w:numId="27">
-    <w:abstractNumId w:val="2"/>
+    <w:abstractNumId w:val="27"/>
   </w:num>
   <w:num w:numId="28">
-    <w:abstractNumId w:val="1"/>
+    <w:abstractNumId w:val="3"/>
     <w:lvlOverride w:ilvl="0">
       <w:startOverride w:val="1"/>
     </w:lvlOverride>
   </w:num>
   <w:num w:numId="29">
-    <w:abstractNumId w:val="2"/>
+    <w:abstractNumId w:val="3"/>
   </w:num>
   <w:num w:numId="30">
-    <w:abstractNumId w:val="2"/>
+    <w:abstractNumId w:val="3"/>
   </w:num>
   <w:num w:numId="31">
-    <w:abstractNumId w:val="1"/>
+    <w:abstractNumId w:val="3"/>
   </w:num>
   <w:num w:numId="32">
     <w:abstractNumId w:val="2"/>
@@ -5942,7 +7577,7 @@
     <w:abstractNumId w:val="2"/>
   </w:num>
   <w:num w:numId="34">
-    <w:abstractNumId w:val="1"/>
+    <w:abstractNumId w:val="2"/>
   </w:num>
   <w:num w:numId="35">
     <w:abstractNumId w:val="2"/>
@@ -5959,6 +7594,54 @@
   <w:num w:numId="39">
     <w:abstractNumId w:val="2"/>
   </w:num>
+  <w:num w:numId="40">
+    <w:abstractNumId w:val="3"/>
+  </w:num>
+  <w:num w:numId="41">
+    <w:abstractNumId w:val="2"/>
+  </w:num>
+  <w:num w:numId="42">
+    <w:abstractNumId w:val="2"/>
+  </w:num>
+  <w:num w:numId="43">
+    <w:abstractNumId w:val="3"/>
+    <w:lvlOverride w:ilvl="0">
+      <w:startOverride w:val="1"/>
+    </w:lvlOverride>
+  </w:num>
+  <w:num w:numId="44">
+    <w:abstractNumId w:val="2"/>
+  </w:num>
+  <w:num w:numId="45">
+    <w:abstractNumId w:val="2"/>
+  </w:num>
+  <w:num w:numId="46">
+    <w:abstractNumId w:val="3"/>
+  </w:num>
+  <w:num w:numId="47">
+    <w:abstractNumId w:val="2"/>
+  </w:num>
+  <w:num w:numId="48">
+    <w:abstractNumId w:val="2"/>
+  </w:num>
+  <w:num w:numId="49">
+    <w:abstractNumId w:val="3"/>
+  </w:num>
+  <w:num w:numId="50">
+    <w:abstractNumId w:val="2"/>
+  </w:num>
+  <w:num w:numId="51">
+    <w:abstractNumId w:val="2"/>
+  </w:num>
+  <w:num w:numId="52">
+    <w:abstractNumId w:val="2"/>
+  </w:num>
+  <w:num w:numId="53">
+    <w:abstractNumId w:val="2"/>
+  </w:num>
+  <w:num w:numId="54">
+    <w:abstractNumId w:val="2"/>
+  </w:num>
 </w:numbering>
 </file>
 
@@ -5985,6 +7668,7 @@
     <w:qFormat/>
     <w:pPr>
       <w:widowControl/>
+      <w:suppressAutoHyphens w:val="true"/>
       <w:bidi w:val="0"/>
       <w:spacing w:before="0" w:after="200"/>
       <w:jc w:val="left"/>
@@ -6609,6 +8293,7 @@
       <w:keepNext w:val="true"/>
       <w:keepLines/>
       <w:widowControl/>
+      <w:suppressAutoHyphens w:val="true"/>
       <w:bidi w:val="0"/>
       <w:spacing w:before="0" w:after="200"/>
       <w:jc w:val="center"/>
@@ -6630,6 +8315,7 @@
       <w:keepNext w:val="true"/>
       <w:keepLines/>
       <w:widowControl/>
+      <w:suppressAutoHyphens w:val="true"/>
       <w:bidi w:val="0"/>
       <w:spacing w:before="0" w:after="200"/>
       <w:jc w:val="center"/>
@@ -6712,6 +8398,7 @@
     <w:qFormat/>
     <w:pPr>
       <w:widowControl/>
+      <w:suppressAutoHyphens w:val="true"/>
       <w:bidi w:val="0"/>
       <w:spacing w:before="100" w:after="100"/>
       <w:ind w:left="480" w:right="480" w:hanging="0"/>
